--- a/BaoCaoTienDo.docx
+++ b/BaoCaoTienDo.docx
@@ -8,9 +8,9 @@
       </w:pPr>
       <w:r>
         <w:rPr>
+          <w:rFonts w:ascii="Times New Roman" w:hAnsi="Times New Roman"/>
           <w:b/>
-          <w:color w:val="003366"/>
-          <w:sz w:val="36"/>
+          <w:sz w:val="32"/>
         </w:rPr>
         <w:t>BÁO CÁO TIẾN ĐỘ DỰ ÁN</w:t>
       </w:r>
@@ -21,28 +21,15 @@
       </w:pPr>
       <w:r>
         <w:rPr>
+          <w:rFonts w:ascii="Times New Roman" w:hAnsi="Times New Roman"/>
           <w:i/>
-          <w:sz w:val="26"/>
+          <w:sz w:val="24"/>
         </w:rPr>
-        <w:t>Nền tảng kết nối cộng đồng nhiếp ảnh phim với các dịch vụ phòng tối và phòng chụp</w:t>
+        <w:t>Nền tảng kết nối cộng đồng nhiếp ảnh phim</w:t>
+        <w:br/>
+        <w:t>với các dịch vụ phòng tối và phòng chụp</w:t>
       </w:r>
     </w:p>
-    <w:p/>
-    <w:p>
-      <w:pPr>
-        <w:jc w:val="center"/>
-      </w:pPr>
-      <w:r>
-        <w:rPr>
-          <w:i/>
-          <w:sz w:val="22"/>
-        </w:rPr>
-        <w:t>Platform Connecting the Film Photography Community</w:t>
-        <w:br/>
-        <w:t>with Darkroom and Studio Services</w:t>
-      </w:r>
-    </w:p>
-    <w:p/>
     <w:p>
       <w:r>
         <w:t>Ngày báo cáo: 01/09/2026</w:t>
@@ -54,25 +41,311 @@
         <w:pStyle w:val="Heading1"/>
       </w:pPr>
       <w:r>
-        <w:rPr>
-          <w:color w:val="003366"/>
-        </w:rPr>
         <w:t>1. Tổng quan dự án</w:t>
       </w:r>
     </w:p>
     <w:p>
       <w:r>
-        <w:t>Dự án phát triển nền tảng đa bên (multi-sided platform) kết nối cộng đồng nhiếp ảnh phim với các nhà cung cấp dịch vụ phòng tối, phòng chụp và các tài nguyên sáng tạo liên quan. Hệ thống hỗ trợ tìm kiếm, so sánh, đặt chỗ, quản lý tài nguyên, thanh toán và tương tác cộng đồng.</w:t>
+        <w:t>Phát triển nền tảng đa bên (multi-sided platform) kết nối cộng đồng nhiếp ảnh phim với các nhà cung cấp dịch vụ phòng tối, phòng chụp và tài nguyên sáng tạo liên quan.</w:t>
       </w:r>
     </w:p>
     <w:p>
       <w:r>
-        <w:t>Stack công nghệ hiện tại:</w:t>
+        <w:t>Công nghệ:</w:t>
       </w:r>
     </w:p>
     <w:tbl>
       <w:tblPr>
-        <w:tblStyle w:val="LightGrid-Accent1"/>
+        <w:tblStyle w:val="TableGrid"/>
+        <w:tblW w:type="auto" w:w="0"/>
+        <w:jc w:val="center"/>
+        <w:tblLook w:firstColumn="1" w:firstRow="1" w:lastColumn="0" w:lastRow="0" w:noHBand="0" w:noVBand="1" w:val="04A0"/>
+      </w:tblPr>
+      <w:tblGrid>
+        <w:gridCol w:w="4320"/>
+        <w:gridCol w:w="4320"/>
+      </w:tblGrid>
+      <w:tr>
+        <w:tc>
+          <w:tcPr>
+            <w:tcW w:type="dxa" w:w="4320"/>
+          </w:tcPr>
+          <w:p>
+            <w:r>
+              <w:rPr>
+                <w:rFonts w:ascii="Times New Roman" w:hAnsi="Times New Roman"/>
+                <w:b/>
+                <w:sz w:val="20"/>
+              </w:rPr>
+              <w:t>Thành phần</w:t>
+            </w:r>
+          </w:p>
+        </w:tc>
+        <w:tc>
+          <w:tcPr>
+            <w:tcW w:type="dxa" w:w="4320"/>
+          </w:tcPr>
+          <w:p>
+            <w:r>
+              <w:rPr>
+                <w:rFonts w:ascii="Times New Roman" w:hAnsi="Times New Roman"/>
+                <w:b/>
+                <w:sz w:val="20"/>
+              </w:rPr>
+              <w:t>Công nghệ</w:t>
+            </w:r>
+          </w:p>
+        </w:tc>
+      </w:tr>
+      <w:tr>
+        <w:tc>
+          <w:tcPr>
+            <w:tcW w:type="dxa" w:w="4320"/>
+          </w:tcPr>
+          <w:p>
+            <w:r>
+              <w:rPr>
+                <w:rFonts w:ascii="Times New Roman" w:hAnsi="Times New Roman"/>
+                <w:sz w:val="20"/>
+              </w:rPr>
+              <w:t>Backend</w:t>
+            </w:r>
+          </w:p>
+        </w:tc>
+        <w:tc>
+          <w:tcPr>
+            <w:tcW w:type="dxa" w:w="4320"/>
+          </w:tcPr>
+          <w:p>
+            <w:r>
+              <w:rPr>
+                <w:rFonts w:ascii="Times New Roman" w:hAnsi="Times New Roman"/>
+                <w:sz w:val="20"/>
+              </w:rPr>
+              <w:t>Flask (Python 3.12)</w:t>
+            </w:r>
+          </w:p>
+        </w:tc>
+      </w:tr>
+      <w:tr>
+        <w:tc>
+          <w:tcPr>
+            <w:tcW w:type="dxa" w:w="4320"/>
+          </w:tcPr>
+          <w:p>
+            <w:r>
+              <w:rPr>
+                <w:rFonts w:ascii="Times New Roman" w:hAnsi="Times New Roman"/>
+                <w:sz w:val="20"/>
+              </w:rPr>
+              <w:t>Database</w:t>
+            </w:r>
+          </w:p>
+        </w:tc>
+        <w:tc>
+          <w:tcPr>
+            <w:tcW w:type="dxa" w:w="4320"/>
+          </w:tcPr>
+          <w:p>
+            <w:r>
+              <w:rPr>
+                <w:rFonts w:ascii="Times New Roman" w:hAnsi="Times New Roman"/>
+                <w:sz w:val="20"/>
+              </w:rPr>
+              <w:t>PostgreSQL (Supabase)</w:t>
+            </w:r>
+          </w:p>
+        </w:tc>
+      </w:tr>
+      <w:tr>
+        <w:tc>
+          <w:tcPr>
+            <w:tcW w:type="dxa" w:w="4320"/>
+          </w:tcPr>
+          <w:p>
+            <w:r>
+              <w:rPr>
+                <w:rFonts w:ascii="Times New Roman" w:hAnsi="Times New Roman"/>
+                <w:sz w:val="20"/>
+              </w:rPr>
+              <w:t>ORM</w:t>
+            </w:r>
+          </w:p>
+        </w:tc>
+        <w:tc>
+          <w:tcPr>
+            <w:tcW w:type="dxa" w:w="4320"/>
+          </w:tcPr>
+          <w:p>
+            <w:r>
+              <w:rPr>
+                <w:rFonts w:ascii="Times New Roman" w:hAnsi="Times New Roman"/>
+                <w:sz w:val="20"/>
+              </w:rPr>
+              <w:t>SQLAlchemy</w:t>
+            </w:r>
+          </w:p>
+        </w:tc>
+      </w:tr>
+      <w:tr>
+        <w:tc>
+          <w:tcPr>
+            <w:tcW w:type="dxa" w:w="4320"/>
+          </w:tcPr>
+          <w:p>
+            <w:r>
+              <w:rPr>
+                <w:rFonts w:ascii="Times New Roman" w:hAnsi="Times New Roman"/>
+                <w:sz w:val="20"/>
+              </w:rPr>
+              <w:t>Auth</w:t>
+            </w:r>
+          </w:p>
+        </w:tc>
+        <w:tc>
+          <w:tcPr>
+            <w:tcW w:type="dxa" w:w="4320"/>
+          </w:tcPr>
+          <w:p>
+            <w:r>
+              <w:rPr>
+                <w:rFonts w:ascii="Times New Roman" w:hAnsi="Times New Roman"/>
+                <w:sz w:val="20"/>
+              </w:rPr>
+              <w:t>JWT (PyJWT)</w:t>
+            </w:r>
+          </w:p>
+        </w:tc>
+      </w:tr>
+      <w:tr>
+        <w:tc>
+          <w:tcPr>
+            <w:tcW w:type="dxa" w:w="4320"/>
+          </w:tcPr>
+          <w:p>
+            <w:r>
+              <w:rPr>
+                <w:rFonts w:ascii="Times New Roman" w:hAnsi="Times New Roman"/>
+                <w:sz w:val="20"/>
+              </w:rPr>
+              <w:t>AI</w:t>
+            </w:r>
+          </w:p>
+        </w:tc>
+        <w:tc>
+          <w:tcPr>
+            <w:tcW w:type="dxa" w:w="4320"/>
+          </w:tcPr>
+          <w:p>
+            <w:r>
+              <w:rPr>
+                <w:rFonts w:ascii="Times New Roman" w:hAnsi="Times New Roman"/>
+                <w:sz w:val="20"/>
+              </w:rPr>
+              <w:t>OpenAI API (GPT-4)</w:t>
+            </w:r>
+          </w:p>
+        </w:tc>
+      </w:tr>
+      <w:tr>
+        <w:tc>
+          <w:tcPr>
+            <w:tcW w:type="dxa" w:w="4320"/>
+          </w:tcPr>
+          <w:p>
+            <w:r>
+              <w:rPr>
+                <w:rFonts w:ascii="Times New Roman" w:hAnsi="Times New Roman"/>
+                <w:sz w:val="20"/>
+              </w:rPr>
+              <w:t>API Docs</w:t>
+            </w:r>
+          </w:p>
+        </w:tc>
+        <w:tc>
+          <w:tcPr>
+            <w:tcW w:type="dxa" w:w="4320"/>
+          </w:tcPr>
+          <w:p>
+            <w:r>
+              <w:rPr>
+                <w:rFonts w:ascii="Times New Roman" w:hAnsi="Times New Roman"/>
+                <w:sz w:val="20"/>
+              </w:rPr>
+              <w:t>Swagger/Flasgger</w:t>
+            </w:r>
+          </w:p>
+        </w:tc>
+      </w:tr>
+    </w:tbl>
+    <w:p/>
+    <w:p>
+      <w:pPr>
+        <w:pStyle w:val="Heading1"/>
+      </w:pPr>
+      <w:r>
+        <w:t>2. Tiến độ hiện tại</w:t>
+      </w:r>
+    </w:p>
+    <w:p>
+      <w:pPr>
+        <w:pStyle w:val="ListBullet"/>
+      </w:pPr>
+      <w:r>
+        <w:t xml:space="preserve">    - API endpoints: 75</w:t>
+      </w:r>
+    </w:p>
+    <w:p>
+      <w:pPr>
+        <w:pStyle w:val="ListBullet"/>
+      </w:pPr>
+      <w:r>
+        <w:t xml:space="preserve">    - ORM models: 36</w:t>
+      </w:r>
+    </w:p>
+    <w:p>
+      <w:pPr>
+        <w:pStyle w:val="ListBullet"/>
+      </w:pPr>
+      <w:r>
+        <w:t xml:space="preserve">    - DB tables: 44</w:t>
+      </w:r>
+    </w:p>
+    <w:p>
+      <w:pPr>
+        <w:pStyle w:val="ListBullet"/>
+      </w:pPr>
+      <w:r>
+        <w:t xml:space="preserve">    - Enums: 11</w:t>
+      </w:r>
+    </w:p>
+    <w:p>
+      <w:pPr>
+        <w:pStyle w:val="ListBullet"/>
+      </w:pPr>
+      <w:r>
+        <w:t xml:space="preserve">    - Foreign keys: 50</w:t>
+      </w:r>
+    </w:p>
+    <w:p>
+      <w:pPr>
+        <w:pStyle w:val="ListBullet"/>
+      </w:pPr>
+      <w:r>
+        <w:t xml:space="preserve">    - Test pass rate: 48/54 (89%)</w:t>
+      </w:r>
+    </w:p>
+    <w:p>
+      <w:pPr>
+        <w:pStyle w:val="Heading2"/>
+      </w:pPr>
+      <w:r>
+        <w:t>2.1. Tiến độ theo Core Flows</w:t>
+      </w:r>
+    </w:p>
+    <w:tbl>
+      <w:tblPr>
+        <w:tblStyle w:val="TableGrid"/>
         <w:tblW w:type="auto" w:w="0"/>
         <w:jc w:val="center"/>
         <w:tblLook w:firstColumn="1" w:firstRow="1" w:lastColumn="0" w:lastRow="0" w:noHBand="0" w:noVBand="1" w:val="04A0"/>
@@ -90,10 +363,11 @@
           <w:p>
             <w:r>
               <w:rPr>
+                <w:rFonts w:ascii="Times New Roman" w:hAnsi="Times New Roman"/>
                 <w:b/>
                 <w:sz w:val="20"/>
               </w:rPr>
-              <w:t>Thành phần</w:t>
+              <w:t>Core Flow</w:t>
             </w:r>
           </w:p>
         </w:tc>
@@ -104,10 +378,11 @@
           <w:p>
             <w:r>
               <w:rPr>
+                <w:rFonts w:ascii="Times New Roman" w:hAnsi="Times New Roman"/>
                 <w:b/>
                 <w:sz w:val="20"/>
               </w:rPr>
-              <w:t>Công nghệ</w:t>
+              <w:t>Trạng thái</w:t>
             </w:r>
           </w:p>
         </w:tc>
@@ -118,10 +393,11 @@
           <w:p>
             <w:r>
               <w:rPr>
+                <w:rFonts w:ascii="Times New Roman" w:hAnsi="Times New Roman"/>
                 <w:b/>
                 <w:sz w:val="20"/>
               </w:rPr>
-              <w:t>Ghi chú</w:t>
+              <w:t>%</w:t>
             </w:r>
           </w:p>
         </w:tc>
@@ -134,9 +410,10 @@
           <w:p>
             <w:r>
               <w:rPr>
+                <w:rFonts w:ascii="Times New Roman" w:hAnsi="Times New Roman"/>
                 <w:sz w:val="20"/>
               </w:rPr>
-              <w:t>Backend</w:t>
+              <w:t>1. Creative Space Management</w:t>
             </w:r>
           </w:p>
         </w:tc>
@@ -147,9 +424,10 @@
           <w:p>
             <w:r>
               <w:rPr>
+                <w:rFonts w:ascii="Times New Roman" w:hAnsi="Times New Roman"/>
                 <w:sz w:val="20"/>
               </w:rPr>
-              <w:t>Flask (Python)</w:t>
+              <w:t>Hoàn thành</w:t>
             </w:r>
           </w:p>
         </w:tc>
@@ -160,9 +438,10 @@
           <w:p>
             <w:r>
               <w:rPr>
+                <w:rFonts w:ascii="Times New Roman" w:hAnsi="Times New Roman"/>
                 <w:sz w:val="20"/>
               </w:rPr>
-              <w:t>Clean Architecture</w:t>
+              <w:t>90%</w:t>
             </w:r>
           </w:p>
         </w:tc>
@@ -175,9 +454,10 @@
           <w:p>
             <w:r>
               <w:rPr>
+                <w:rFonts w:ascii="Times New Roman" w:hAnsi="Times New Roman"/>
                 <w:sz w:val="20"/>
               </w:rPr>
-              <w:t>Database</w:t>
+              <w:t>2. Resource &amp; Equipment Management</w:t>
             </w:r>
           </w:p>
         </w:tc>
@@ -188,9 +468,10 @@
           <w:p>
             <w:r>
               <w:rPr>
+                <w:rFonts w:ascii="Times New Roman" w:hAnsi="Times New Roman"/>
                 <w:sz w:val="20"/>
               </w:rPr>
-              <w:t>PostgreSQL (Supabase)</w:t>
+              <w:t>Cơ bản</w:t>
             </w:r>
           </w:p>
         </w:tc>
@@ -201,9 +482,10 @@
           <w:p>
             <w:r>
               <w:rPr>
+                <w:rFonts w:ascii="Times New Roman" w:hAnsi="Times New Roman"/>
                 <w:sz w:val="20"/>
               </w:rPr>
-              <w:t>44 tables, 19 ORM models</w:t>
+              <w:t>40%</w:t>
             </w:r>
           </w:p>
         </w:tc>
@@ -216,9 +498,10 @@
           <w:p>
             <w:r>
               <w:rPr>
+                <w:rFonts w:ascii="Times New Roman" w:hAnsi="Times New Roman"/>
                 <w:sz w:val="20"/>
               </w:rPr>
-              <w:t>ORM</w:t>
+              <w:t>3. Reservation &amp; Resource Allocation</w:t>
             </w:r>
           </w:p>
         </w:tc>
@@ -229,9 +512,10 @@
           <w:p>
             <w:r>
               <w:rPr>
+                <w:rFonts w:ascii="Times New Roman" w:hAnsi="Times New Roman"/>
                 <w:sz w:val="20"/>
               </w:rPr>
-              <w:t>SQLAlchemy</w:t>
+              <w:t>Hoàn thành</w:t>
             </w:r>
           </w:p>
         </w:tc>
@@ -242,9 +526,10 @@
           <w:p>
             <w:r>
               <w:rPr>
+                <w:rFonts w:ascii="Times New Roman" w:hAnsi="Times New Roman"/>
                 <w:sz w:val="20"/>
               </w:rPr>
-              <w:t>ORM models đồng bộ DB</w:t>
+              <w:t>85%</w:t>
             </w:r>
           </w:p>
         </w:tc>
@@ -257,9 +542,10 @@
           <w:p>
             <w:r>
               <w:rPr>
+                <w:rFonts w:ascii="Times New Roman" w:hAnsi="Times New Roman"/>
                 <w:sz w:val="20"/>
               </w:rPr>
-              <w:t>API Docs</w:t>
+              <w:t>4. Service Session Management</w:t>
             </w:r>
           </w:p>
         </w:tc>
@@ -270,9 +556,10 @@
           <w:p>
             <w:r>
               <w:rPr>
+                <w:rFonts w:ascii="Times New Roman" w:hAnsi="Times New Roman"/>
                 <w:sz w:val="20"/>
               </w:rPr>
-              <w:t>Swagger / Flasgger</w:t>
+              <w:t>Cơ bản</w:t>
             </w:r>
           </w:p>
         </w:tc>
@@ -283,9 +570,10 @@
           <w:p>
             <w:r>
               <w:rPr>
+                <w:rFonts w:ascii="Times New Roman" w:hAnsi="Times New Roman"/>
                 <w:sz w:val="20"/>
               </w:rPr>
-              <w:t>75 endpoints</w:t>
+              <w:t>50%</w:t>
             </w:r>
           </w:p>
         </w:tc>
@@ -298,9 +586,10 @@
           <w:p>
             <w:r>
               <w:rPr>
+                <w:rFonts w:ascii="Times New Roman" w:hAnsi="Times New Roman"/>
                 <w:sz w:val="20"/>
               </w:rPr>
-              <w:t>Auth</w:t>
+              <w:t>5. Service Package Management</w:t>
             </w:r>
           </w:p>
         </w:tc>
@@ -311,9 +600,10 @@
           <w:p>
             <w:r>
               <w:rPr>
+                <w:rFonts w:ascii="Times New Roman" w:hAnsi="Times New Roman"/>
                 <w:sz w:val="20"/>
               </w:rPr>
-              <w:t>JWT (PyJWT)</w:t>
+              <w:t>Cơ bản</w:t>
             </w:r>
           </w:p>
         </w:tc>
@@ -324,9 +614,10 @@
           <w:p>
             <w:r>
               <w:rPr>
+                <w:rFonts w:ascii="Times New Roman" w:hAnsi="Times New Roman"/>
                 <w:sz w:val="20"/>
               </w:rPr>
-              <w:t>Signup/Login + dual-table sync</w:t>
+              <w:t>30%</w:t>
             </w:r>
           </w:p>
         </w:tc>
@@ -339,9 +630,10 @@
           <w:p>
             <w:r>
               <w:rPr>
+                <w:rFonts w:ascii="Times New Roman" w:hAnsi="Times New Roman"/>
                 <w:sz w:val="20"/>
               </w:rPr>
-              <w:t>AI</w:t>
+              <w:t>6. Community Knowledge Sharing</w:t>
             </w:r>
           </w:p>
         </w:tc>
@@ -352,9 +644,10 @@
           <w:p>
             <w:r>
               <w:rPr>
+                <w:rFonts w:ascii="Times New Roman" w:hAnsi="Times New Roman"/>
                 <w:sz w:val="20"/>
               </w:rPr>
-              <w:t>OpenAI API</w:t>
+              <w:t>Chưa bắt đầu</w:t>
             </w:r>
           </w:p>
         </w:tc>
@@ -365,126 +658,26 @@
           <w:p>
             <w:r>
               <w:rPr>
+                <w:rFonts w:ascii="Times New Roman" w:hAnsi="Times New Roman"/>
                 <w:sz w:val="20"/>
               </w:rPr>
-              <w:t>Chatbot + Recommendations</w:t>
-            </w:r>
-          </w:p>
-        </w:tc>
-      </w:tr>
-      <w:tr>
-        <w:tc>
-          <w:tcPr>
-            <w:tcW w:type="dxa" w:w="2880"/>
-          </w:tcPr>
-          <w:p>
-            <w:r>
-              <w:rPr>
-                <w:sz w:val="20"/>
-              </w:rPr>
-              <w:t>Deployment</w:t>
-            </w:r>
-          </w:p>
-        </w:tc>
-        <w:tc>
-          <w:tcPr>
-            <w:tcW w:type="dxa" w:w="2880"/>
-          </w:tcPr>
-          <w:p>
-            <w:r>
-              <w:rPr>
-                <w:sz w:val="20"/>
-              </w:rPr>
-              <w:t>Local / Supabase</w:t>
-            </w:r>
-          </w:p>
-        </w:tc>
-        <w:tc>
-          <w:tcPr>
-            <w:tcW w:type="dxa" w:w="2880"/>
-          </w:tcPr>
-          <w:p>
-            <w:r>
-              <w:rPr>
-                <w:sz w:val="20"/>
-              </w:rPr>
-              <w:t>Sẵn sàng deploy Render/Railway</w:t>
+              <w:t>5%</w:t>
             </w:r>
           </w:p>
         </w:tc>
       </w:tr>
     </w:tbl>
-    <w:p/>
-    <w:p>
-      <w:pPr>
-        <w:pStyle w:val="Heading1"/>
-      </w:pPr>
-      <w:r>
-        <w:rPr>
-          <w:color w:val="003366"/>
-        </w:rPr>
-        <w:t>2. Tiến độ hiện tại</w:t>
-      </w:r>
-    </w:p>
-    <w:p>
-      <w:r>
-        <w:t>Tổng quan:</w:t>
-      </w:r>
-    </w:p>
-    <w:p>
-      <w:pPr>
-        <w:pStyle w:val="ListBullet"/>
-      </w:pPr>
-      <w:r>
-        <w:t xml:space="preserve">    - Số lượng API endpoints: 75</w:t>
-      </w:r>
-    </w:p>
-    <w:p>
-      <w:pPr>
-        <w:pStyle w:val="ListBullet"/>
-      </w:pPr>
-      <w:r>
-        <w:t xml:space="preserve">    - Số lượng ORM models: 19</w:t>
-      </w:r>
-    </w:p>
-    <w:p>
-      <w:pPr>
-        <w:pStyle w:val="ListBullet"/>
-      </w:pPr>
-      <w:r>
-        <w:t xml:space="preserve">    - Số lượng DB tables: 44</w:t>
-      </w:r>
-    </w:p>
-    <w:p>
-      <w:pPr>
-        <w:pStyle w:val="ListBullet"/>
-      </w:pPr>
-      <w:r>
-        <w:t xml:space="preserve">    - Test pass rate: 48/54 (89%) - 6 failures do stale test data</w:t>
-      </w:r>
-    </w:p>
-    <w:p>
-      <w:pPr>
-        <w:pStyle w:val="ListBullet"/>
-      </w:pPr>
-      <w:r>
-        <w:t xml:space="preserve">    - Hướng dẫn setup: README + .env.example (clone &amp; run)</w:t>
-      </w:r>
-    </w:p>
     <w:p>
       <w:pPr>
         <w:pStyle w:val="Heading2"/>
       </w:pPr>
       <w:r>
-        <w:rPr>
-          <w:color w:val="003366"/>
-        </w:rPr>
-        <w:t>2.1. Tiến độ theo Core Flows (Đề tài)</w:t>
+        <w:t>2.2. API Endpoints</w:t>
       </w:r>
     </w:p>
     <w:tbl>
       <w:tblPr>
-        <w:tblStyle w:val="LightGrid-Accent1"/>
+        <w:tblStyle w:val="TableGrid"/>
         <w:tblW w:type="auto" w:w="0"/>
         <w:jc w:val="center"/>
         <w:tblLook w:firstColumn="1" w:firstRow="1" w:lastColumn="0" w:lastRow="0" w:noHBand="0" w:noVBand="1" w:val="04A0"/>
@@ -503,10 +696,11 @@
           <w:p>
             <w:r>
               <w:rPr>
+                <w:rFonts w:ascii="Times New Roman" w:hAnsi="Times New Roman"/>
                 <w:b/>
                 <w:sz w:val="20"/>
               </w:rPr>
-              <w:t>Core Flow</w:t>
+              <w:t>Module</w:t>
             </w:r>
           </w:p>
         </w:tc>
@@ -517,10 +711,11 @@
           <w:p>
             <w:r>
               <w:rPr>
+                <w:rFonts w:ascii="Times New Roman" w:hAnsi="Times New Roman"/>
                 <w:b/>
                 <w:sz w:val="20"/>
               </w:rPr>
-              <w:t>Trạng thái</w:t>
+              <w:t>Prefix</w:t>
             </w:r>
           </w:p>
         </w:tc>
@@ -531,10 +726,11 @@
           <w:p>
             <w:r>
               <w:rPr>
+                <w:rFonts w:ascii="Times New Roman" w:hAnsi="Times New Roman"/>
                 <w:b/>
                 <w:sz w:val="20"/>
               </w:rPr>
-              <w:t>%</w:t>
+              <w:t>Endpoints</w:t>
             </w:r>
           </w:p>
         </w:tc>
@@ -545,10 +741,11 @@
           <w:p>
             <w:r>
               <w:rPr>
+                <w:rFonts w:ascii="Times New Roman" w:hAnsi="Times New Roman"/>
                 <w:b/>
                 <w:sz w:val="20"/>
               </w:rPr>
-              <w:t>Mô tả</w:t>
+              <w:t>JWT</w:t>
             </w:r>
           </w:p>
         </w:tc>
@@ -561,9 +758,10 @@
           <w:p>
             <w:r>
               <w:rPr>
+                <w:rFonts w:ascii="Times New Roman" w:hAnsi="Times New Roman"/>
                 <w:sz w:val="20"/>
               </w:rPr>
-              <w:t>1. Creative Space Management</w:t>
+              <w:t>Auth</w:t>
             </w:r>
           </w:p>
         </w:tc>
@@ -574,9 +772,10 @@
           <w:p>
             <w:r>
               <w:rPr>
+                <w:rFonts w:ascii="Times New Roman" w:hAnsi="Times New Roman"/>
                 <w:sz w:val="20"/>
               </w:rPr>
-              <w:t>✅ Hoàn thành</w:t>
+              <w:t>/auth</w:t>
             </w:r>
           </w:p>
         </w:tc>
@@ -587,9 +786,10 @@
           <w:p>
             <w:r>
               <w:rPr>
+                <w:rFonts w:ascii="Times New Roman" w:hAnsi="Times New Roman"/>
                 <w:sz w:val="20"/>
               </w:rPr>
-              <w:t>90%</w:t>
+              <w:t>3</w:t>
             </w:r>
           </w:p>
         </w:tc>
@@ -600,9 +800,10 @@
           <w:p>
             <w:r>
               <w:rPr>
+                <w:rFonts w:ascii="Times New Roman" w:hAnsi="Times New Roman"/>
                 <w:sz w:val="20"/>
               </w:rPr>
-              <w:t>Spaces CRUD, images, schedules, search, provider management</w:t>
+              <w:t>0</w:t>
             </w:r>
           </w:p>
         </w:tc>
@@ -615,9 +816,10 @@
           <w:p>
             <w:r>
               <w:rPr>
+                <w:rFonts w:ascii="Times New Roman" w:hAnsi="Times New Roman"/>
                 <w:sz w:val="20"/>
               </w:rPr>
-              <w:t>2. Resource &amp; Equipment Management</w:t>
+              <w:t>Rooms</w:t>
             </w:r>
           </w:p>
         </w:tc>
@@ -628,9 +830,10 @@
           <w:p>
             <w:r>
               <w:rPr>
+                <w:rFonts w:ascii="Times New Roman" w:hAnsi="Times New Roman"/>
                 <w:sz w:val="20"/>
               </w:rPr>
-              <w:t>⚠️ Cơ bản</w:t>
+              <w:t>/rooms</w:t>
             </w:r>
           </w:p>
         </w:tc>
@@ -641,9 +844,10 @@
           <w:p>
             <w:r>
               <w:rPr>
+                <w:rFonts w:ascii="Times New Roman" w:hAnsi="Times New Roman"/>
                 <w:sz w:val="20"/>
               </w:rPr>
-              <w:t>40%</w:t>
+              <w:t>5</w:t>
             </w:r>
           </w:p>
         </w:tc>
@@ -654,9 +858,10 @@
           <w:p>
             <w:r>
               <w:rPr>
+                <w:rFonts w:ascii="Times New Roman" w:hAnsi="Times New Roman"/>
                 <w:sz w:val="20"/>
               </w:rPr>
-              <w:t>Equipment CRUD, consumables/resources chưa có API</w:t>
+              <w:t>0</w:t>
             </w:r>
           </w:p>
         </w:tc>
@@ -669,9 +874,10 @@
           <w:p>
             <w:r>
               <w:rPr>
+                <w:rFonts w:ascii="Times New Roman" w:hAnsi="Times New Roman"/>
                 <w:sz w:val="20"/>
               </w:rPr>
-              <w:t>3. Reservation &amp; Resource Allocation</w:t>
+              <w:t>Spaces</w:t>
             </w:r>
           </w:p>
         </w:tc>
@@ -682,9 +888,10 @@
           <w:p>
             <w:r>
               <w:rPr>
+                <w:rFonts w:ascii="Times New Roman" w:hAnsi="Times New Roman"/>
                 <w:sz w:val="20"/>
               </w:rPr>
-              <w:t>✅ Hoàn thành</w:t>
+              <w:t>/spaces</w:t>
             </w:r>
           </w:p>
         </w:tc>
@@ -695,9 +902,10 @@
           <w:p>
             <w:r>
               <w:rPr>
+                <w:rFonts w:ascii="Times New Roman" w:hAnsi="Times New Roman"/>
                 <w:sz w:val="20"/>
               </w:rPr>
-              <w:t>85%</w:t>
+              <w:t>6</w:t>
             </w:r>
           </w:p>
         </w:tc>
@@ -708,9 +916,10 @@
           <w:p>
             <w:r>
               <w:rPr>
+                <w:rFonts w:ascii="Times New Roman" w:hAnsi="Times New Roman"/>
                 <w:sz w:val="20"/>
               </w:rPr>
-              <w:t>Reservation CRUD, conflict detection, items, payments, reviews</w:t>
+              <w:t>0</w:t>
             </w:r>
           </w:p>
         </w:tc>
@@ -723,9 +932,10 @@
           <w:p>
             <w:r>
               <w:rPr>
+                <w:rFonts w:ascii="Times New Roman" w:hAnsi="Times New Roman"/>
                 <w:sz w:val="20"/>
               </w:rPr>
-              <w:t>4. Service Session Management</w:t>
+              <w:t>Space Images</w:t>
             </w:r>
           </w:p>
         </w:tc>
@@ -736,9 +946,10 @@
           <w:p>
             <w:r>
               <w:rPr>
+                <w:rFonts w:ascii="Times New Roman" w:hAnsi="Times New Roman"/>
                 <w:sz w:val="20"/>
               </w:rPr>
-              <w:t>⚠️ Cơ bản</w:t>
+              <w:t>/spaces/{id}/images</w:t>
             </w:r>
           </w:p>
         </w:tc>
@@ -749,9 +960,10 @@
           <w:p>
             <w:r>
               <w:rPr>
+                <w:rFonts w:ascii="Times New Roman" w:hAnsi="Times New Roman"/>
                 <w:sz w:val="20"/>
               </w:rPr>
-              <w:t>50%</w:t>
+              <w:t>4</w:t>
             </w:r>
           </w:p>
         </w:tc>
@@ -762,9 +974,10 @@
           <w:p>
             <w:r>
               <w:rPr>
+                <w:rFonts w:ascii="Times New Roman" w:hAnsi="Times New Roman"/>
                 <w:sz w:val="20"/>
               </w:rPr>
-              <w:t>Check-in/out có, QR code chưa gen, usage tracking chưa đầy đủ</w:t>
+              <w:t>0</w:t>
             </w:r>
           </w:p>
         </w:tc>
@@ -777,9 +990,10 @@
           <w:p>
             <w:r>
               <w:rPr>
+                <w:rFonts w:ascii="Times New Roman" w:hAnsi="Times New Roman"/>
                 <w:sz w:val="20"/>
               </w:rPr>
-              <w:t>5. Service Package Management</w:t>
+              <w:t>Space Schedules</w:t>
             </w:r>
           </w:p>
         </w:tc>
@@ -790,9 +1004,10 @@
           <w:p>
             <w:r>
               <w:rPr>
+                <w:rFonts w:ascii="Times New Roman" w:hAnsi="Times New Roman"/>
                 <w:sz w:val="20"/>
               </w:rPr>
-              <w:t>⚠️ Cơ bản</w:t>
+              <w:t>/spaces/{id}/schedule</w:t>
             </w:r>
           </w:p>
         </w:tc>
@@ -803,9 +1018,10 @@
           <w:p>
             <w:r>
               <w:rPr>
+                <w:rFonts w:ascii="Times New Roman" w:hAnsi="Times New Roman"/>
                 <w:sz w:val="20"/>
               </w:rPr>
-              <w:t>30%</w:t>
+              <w:t>4</w:t>
             </w:r>
           </w:p>
         </w:tc>
@@ -816,9 +1032,10 @@
           <w:p>
             <w:r>
               <w:rPr>
+                <w:rFonts w:ascii="Times New Roman" w:hAnsi="Times New Roman"/>
                 <w:sz w:val="20"/>
               </w:rPr>
-              <w:t>Package booking có, Package CRUD (tạo/sửa/xóa) chưa có</w:t>
+              <w:t>0</w:t>
             </w:r>
           </w:p>
         </w:tc>
@@ -831,9 +1048,10 @@
           <w:p>
             <w:r>
               <w:rPr>
+                <w:rFonts w:ascii="Times New Roman" w:hAnsi="Times New Roman"/>
                 <w:sz w:val="20"/>
               </w:rPr>
-              <w:t>6. Community Knowledge Sharing</w:t>
+              <w:t>Reservations</w:t>
             </w:r>
           </w:p>
         </w:tc>
@@ -844,9 +1062,10 @@
           <w:p>
             <w:r>
               <w:rPr>
+                <w:rFonts w:ascii="Times New Roman" w:hAnsi="Times New Roman"/>
                 <w:sz w:val="20"/>
               </w:rPr>
-              <w:t>❌ Chưa bắt đầu</w:t>
+              <w:t>/v1/reservations</w:t>
             </w:r>
           </w:p>
         </w:tc>
@@ -857,9 +1076,10 @@
           <w:p>
             <w:r>
               <w:rPr>
+                <w:rFonts w:ascii="Times New Roman" w:hAnsi="Times New Roman"/>
                 <w:sz w:val="20"/>
               </w:rPr>
-              <w:t>5%</w:t>
+              <w:t>17</w:t>
             </w:r>
           </w:p>
         </w:tc>
@@ -870,29 +1090,374 @@
           <w:p>
             <w:r>
               <w:rPr>
+                <w:rFonts w:ascii="Times New Roman" w:hAnsi="Times New Roman"/>
                 <w:sz w:val="20"/>
               </w:rPr>
-              <w:t>Chỉ có DB model, chưa có API posts/comments/workshops</w:t>
+              <w:t>11</w:t>
+            </w:r>
+          </w:p>
+        </w:tc>
+      </w:tr>
+      <w:tr>
+        <w:tc>
+          <w:tcPr>
+            <w:tcW w:type="dxa" w:w="2160"/>
+          </w:tcPr>
+          <w:p>
+            <w:r>
+              <w:rPr>
+                <w:rFonts w:ascii="Times New Roman" w:hAnsi="Times New Roman"/>
+                <w:sz w:val="20"/>
+              </w:rPr>
+              <w:t>Equipment</w:t>
+            </w:r>
+          </w:p>
+        </w:tc>
+        <w:tc>
+          <w:tcPr>
+            <w:tcW w:type="dxa" w:w="2160"/>
+          </w:tcPr>
+          <w:p>
+            <w:r>
+              <w:rPr>
+                <w:rFonts w:ascii="Times New Roman" w:hAnsi="Times New Roman"/>
+                <w:sz w:val="20"/>
+              </w:rPr>
+              <w:t>/api/v1/equipment</w:t>
+            </w:r>
+          </w:p>
+        </w:tc>
+        <w:tc>
+          <w:tcPr>
+            <w:tcW w:type="dxa" w:w="2160"/>
+          </w:tcPr>
+          <w:p>
+            <w:r>
+              <w:rPr>
+                <w:rFonts w:ascii="Times New Roman" w:hAnsi="Times New Roman"/>
+                <w:sz w:val="20"/>
+              </w:rPr>
+              <w:t>5</w:t>
+            </w:r>
+          </w:p>
+        </w:tc>
+        <w:tc>
+          <w:tcPr>
+            <w:tcW w:type="dxa" w:w="2160"/>
+          </w:tcPr>
+          <w:p>
+            <w:r>
+              <w:rPr>
+                <w:rFonts w:ascii="Times New Roman" w:hAnsi="Times New Roman"/>
+                <w:sz w:val="20"/>
+              </w:rPr>
+              <w:t>0</w:t>
+            </w:r>
+          </w:p>
+        </w:tc>
+      </w:tr>
+      <w:tr>
+        <w:tc>
+          <w:tcPr>
+            <w:tcW w:type="dxa" w:w="2160"/>
+          </w:tcPr>
+          <w:p>
+            <w:r>
+              <w:rPr>
+                <w:rFonts w:ascii="Times New Roman" w:hAnsi="Times New Roman"/>
+                <w:sz w:val="20"/>
+              </w:rPr>
+              <w:t>Package Bookings</w:t>
+            </w:r>
+          </w:p>
+        </w:tc>
+        <w:tc>
+          <w:tcPr>
+            <w:tcW w:type="dxa" w:w="2160"/>
+          </w:tcPr>
+          <w:p>
+            <w:r>
+              <w:rPr>
+                <w:rFonts w:ascii="Times New Roman" w:hAnsi="Times New Roman"/>
+                <w:sz w:val="20"/>
+              </w:rPr>
+              <w:t>/api/v1/package-bookings</w:t>
+            </w:r>
+          </w:p>
+        </w:tc>
+        <w:tc>
+          <w:tcPr>
+            <w:tcW w:type="dxa" w:w="2160"/>
+          </w:tcPr>
+          <w:p>
+            <w:r>
+              <w:rPr>
+                <w:rFonts w:ascii="Times New Roman" w:hAnsi="Times New Roman"/>
+                <w:sz w:val="20"/>
+              </w:rPr>
+              <w:t>4</w:t>
+            </w:r>
+          </w:p>
+        </w:tc>
+        <w:tc>
+          <w:tcPr>
+            <w:tcW w:type="dxa" w:w="2160"/>
+          </w:tcPr>
+          <w:p>
+            <w:r>
+              <w:rPr>
+                <w:rFonts w:ascii="Times New Roman" w:hAnsi="Times New Roman"/>
+                <w:sz w:val="20"/>
+              </w:rPr>
+              <w:t>0</w:t>
+            </w:r>
+          </w:p>
+        </w:tc>
+      </w:tr>
+      <w:tr>
+        <w:tc>
+          <w:tcPr>
+            <w:tcW w:type="dxa" w:w="2160"/>
+          </w:tcPr>
+          <w:p>
+            <w:r>
+              <w:rPr>
+                <w:rFonts w:ascii="Times New Roman" w:hAnsi="Times New Roman"/>
+                <w:sz w:val="20"/>
+              </w:rPr>
+              <w:t>Billing</w:t>
+            </w:r>
+          </w:p>
+        </w:tc>
+        <w:tc>
+          <w:tcPr>
+            <w:tcW w:type="dxa" w:w="2160"/>
+          </w:tcPr>
+          <w:p>
+            <w:r>
+              <w:rPr>
+                <w:rFonts w:ascii="Times New Roman" w:hAnsi="Times New Roman"/>
+                <w:sz w:val="20"/>
+              </w:rPr>
+              <w:t>/v1/billing</w:t>
+            </w:r>
+          </w:p>
+        </w:tc>
+        <w:tc>
+          <w:tcPr>
+            <w:tcW w:type="dxa" w:w="2160"/>
+          </w:tcPr>
+          <w:p>
+            <w:r>
+              <w:rPr>
+                <w:rFonts w:ascii="Times New Roman" w:hAnsi="Times New Roman"/>
+                <w:sz w:val="20"/>
+              </w:rPr>
+              <w:t>19</w:t>
+            </w:r>
+          </w:p>
+        </w:tc>
+        <w:tc>
+          <w:tcPr>
+            <w:tcW w:type="dxa" w:w="2160"/>
+          </w:tcPr>
+          <w:p>
+            <w:r>
+              <w:rPr>
+                <w:rFonts w:ascii="Times New Roman" w:hAnsi="Times New Roman"/>
+                <w:sz w:val="20"/>
+              </w:rPr>
+              <w:t>11</w:t>
+            </w:r>
+          </w:p>
+        </w:tc>
+      </w:tr>
+      <w:tr>
+        <w:tc>
+          <w:tcPr>
+            <w:tcW w:type="dxa" w:w="2160"/>
+          </w:tcPr>
+          <w:p>
+            <w:r>
+              <w:rPr>
+                <w:rFonts w:ascii="Times New Roman" w:hAnsi="Times New Roman"/>
+                <w:sz w:val="20"/>
+              </w:rPr>
+              <w:t>Chatbot</w:t>
+            </w:r>
+          </w:p>
+        </w:tc>
+        <w:tc>
+          <w:tcPr>
+            <w:tcW w:type="dxa" w:w="2160"/>
+          </w:tcPr>
+          <w:p>
+            <w:r>
+              <w:rPr>
+                <w:rFonts w:ascii="Times New Roman" w:hAnsi="Times New Roman"/>
+                <w:sz w:val="20"/>
+              </w:rPr>
+              <w:t>/api/v1/chatbot</w:t>
+            </w:r>
+          </w:p>
+        </w:tc>
+        <w:tc>
+          <w:tcPr>
+            <w:tcW w:type="dxa" w:w="2160"/>
+          </w:tcPr>
+          <w:p>
+            <w:r>
+              <w:rPr>
+                <w:rFonts w:ascii="Times New Roman" w:hAnsi="Times New Roman"/>
+                <w:sz w:val="20"/>
+              </w:rPr>
+              <w:t>2</w:t>
+            </w:r>
+          </w:p>
+        </w:tc>
+        <w:tc>
+          <w:tcPr>
+            <w:tcW w:type="dxa" w:w="2160"/>
+          </w:tcPr>
+          <w:p>
+            <w:r>
+              <w:rPr>
+                <w:rFonts w:ascii="Times New Roman" w:hAnsi="Times New Roman"/>
+                <w:sz w:val="20"/>
+              </w:rPr>
+              <w:t>0</w:t>
+            </w:r>
+          </w:p>
+        </w:tc>
+      </w:tr>
+      <w:tr>
+        <w:tc>
+          <w:tcPr>
+            <w:tcW w:type="dxa" w:w="2160"/>
+          </w:tcPr>
+          <w:p>
+            <w:r>
+              <w:rPr>
+                <w:rFonts w:ascii="Times New Roman" w:hAnsi="Times New Roman"/>
+                <w:sz w:val="20"/>
+              </w:rPr>
+              <w:t>Recommendations</w:t>
+            </w:r>
+          </w:p>
+        </w:tc>
+        <w:tc>
+          <w:tcPr>
+            <w:tcW w:type="dxa" w:w="2160"/>
+          </w:tcPr>
+          <w:p>
+            <w:r>
+              <w:rPr>
+                <w:rFonts w:ascii="Times New Roman" w:hAnsi="Times New Roman"/>
+                <w:sz w:val="20"/>
+              </w:rPr>
+              <w:t>/api/v1/recommendations</w:t>
+            </w:r>
+          </w:p>
+        </w:tc>
+        <w:tc>
+          <w:tcPr>
+            <w:tcW w:type="dxa" w:w="2160"/>
+          </w:tcPr>
+          <w:p>
+            <w:r>
+              <w:rPr>
+                <w:rFonts w:ascii="Times New Roman" w:hAnsi="Times New Roman"/>
+                <w:sz w:val="20"/>
+              </w:rPr>
+              <w:t>1</w:t>
+            </w:r>
+          </w:p>
+        </w:tc>
+        <w:tc>
+          <w:tcPr>
+            <w:tcW w:type="dxa" w:w="2160"/>
+          </w:tcPr>
+          <w:p>
+            <w:r>
+              <w:rPr>
+                <w:rFonts w:ascii="Times New Roman" w:hAnsi="Times New Roman"/>
+                <w:sz w:val="20"/>
+              </w:rPr>
+              <w:t>0</w:t>
+            </w:r>
+          </w:p>
+        </w:tc>
+      </w:tr>
+      <w:tr>
+        <w:tc>
+          <w:tcPr>
+            <w:tcW w:type="dxa" w:w="2160"/>
+          </w:tcPr>
+          <w:p>
+            <w:r>
+              <w:rPr>
+                <w:rFonts w:ascii="Times New Roman" w:hAnsi="Times New Roman"/>
+                <w:sz w:val="20"/>
+              </w:rPr>
+              <w:t>Courses</w:t>
+            </w:r>
+          </w:p>
+        </w:tc>
+        <w:tc>
+          <w:tcPr>
+            <w:tcW w:type="dxa" w:w="2160"/>
+          </w:tcPr>
+          <w:p>
+            <w:r>
+              <w:rPr>
+                <w:rFonts w:ascii="Times New Roman" w:hAnsi="Times New Roman"/>
+                <w:sz w:val="20"/>
+              </w:rPr>
+              <w:t>/courses</w:t>
+            </w:r>
+          </w:p>
+        </w:tc>
+        <w:tc>
+          <w:tcPr>
+            <w:tcW w:type="dxa" w:w="2160"/>
+          </w:tcPr>
+          <w:p>
+            <w:r>
+              <w:rPr>
+                <w:rFonts w:ascii="Times New Roman" w:hAnsi="Times New Roman"/>
+                <w:sz w:val="20"/>
+              </w:rPr>
+              <w:t>5</w:t>
+            </w:r>
+          </w:p>
+        </w:tc>
+        <w:tc>
+          <w:tcPr>
+            <w:tcW w:type="dxa" w:w="2160"/>
+          </w:tcPr>
+          <w:p>
+            <w:r>
+              <w:rPr>
+                <w:rFonts w:ascii="Times New Roman" w:hAnsi="Times New Roman"/>
+                <w:sz w:val="20"/>
+              </w:rPr>
+              <w:t>0</w:t>
             </w:r>
           </w:p>
         </w:tc>
       </w:tr>
     </w:tbl>
-    <w:p/>
     <w:p>
       <w:pPr>
         <w:pStyle w:val="Heading2"/>
       </w:pPr>
       <w:r>
-        <w:rPr>
-          <w:color w:val="003366"/>
-        </w:rPr>
-        <w:t>2.2. Tiến độ theo tính năng</w:t>
+        <w:t>2.3. Database</w:t>
       </w:r>
     </w:p>
     <w:tbl>
       <w:tblPr>
-        <w:tblStyle w:val="LightGrid-Accent1"/>
+        <w:tblStyle w:val="TableGrid"/>
         <w:tblW w:type="auto" w:w="0"/>
         <w:jc w:val="center"/>
         <w:tblLook w:firstColumn="1" w:firstRow="1" w:lastColumn="0" w:lastRow="0" w:noHBand="0" w:noVBand="1" w:val="04A0"/>
@@ -911,10 +1476,11 @@
           <w:p>
             <w:r>
               <w:rPr>
+                <w:rFonts w:ascii="Times New Roman" w:hAnsi="Times New Roman"/>
                 <w:b/>
                 <w:sz w:val="20"/>
               </w:rPr>
-              <w:t>Tính năng</w:t>
+              <w:t>Nhóm</w:t>
             </w:r>
           </w:p>
         </w:tc>
@@ -925,10 +1491,11 @@
           <w:p>
             <w:r>
               <w:rPr>
+                <w:rFonts w:ascii="Times New Roman" w:hAnsi="Times New Roman"/>
                 <w:b/>
                 <w:sz w:val="20"/>
               </w:rPr>
-              <w:t>Trạng thái</w:t>
+              <w:t>Tables</w:t>
             </w:r>
           </w:p>
         </w:tc>
@@ -939,10 +1506,11 @@
           <w:p>
             <w:r>
               <w:rPr>
+                <w:rFonts w:ascii="Times New Roman" w:hAnsi="Times New Roman"/>
                 <w:b/>
                 <w:sz w:val="20"/>
               </w:rPr>
-              <w:t>Endpoints</w:t>
+              <w:t>ORM</w:t>
             </w:r>
           </w:p>
         </w:tc>
@@ -953,10 +1521,11 @@
           <w:p>
             <w:r>
               <w:rPr>
+                <w:rFonts w:ascii="Times New Roman" w:hAnsi="Times New Roman"/>
                 <w:b/>
                 <w:sz w:val="20"/>
               </w:rPr>
-              <w:t>Ghi chú</w:t>
+              <w:t>API</w:t>
             </w:r>
           </w:p>
         </w:tc>
@@ -969,9 +1538,10 @@
           <w:p>
             <w:r>
               <w:rPr>
+                <w:rFonts w:ascii="Times New Roman" w:hAnsi="Times New Roman"/>
                 <w:sz w:val="20"/>
               </w:rPr>
-              <w:t>Auth (Signup/Login)</w:t>
+              <w:t>Auth</w:t>
             </w:r>
           </w:p>
         </w:tc>
@@ -982,9 +1552,10 @@
           <w:p>
             <w:r>
               <w:rPr>
+                <w:rFonts w:ascii="Times New Roman" w:hAnsi="Times New Roman"/>
                 <w:sz w:val="20"/>
               </w:rPr>
-              <w:t>✅</w:t>
+              <w:t>auth_users, users, auth_roles, auth_functions, auth_user_roles, auth_role_functions</w:t>
             </w:r>
           </w:p>
         </w:tc>
@@ -995,6 +1566,65 @@
           <w:p>
             <w:r>
               <w:rPr>
+                <w:rFonts w:ascii="Times New Roman" w:hAnsi="Times New Roman"/>
+                <w:sz w:val="20"/>
+              </w:rPr>
+              <w:t>6</w:t>
+            </w:r>
+          </w:p>
+        </w:tc>
+        <w:tc>
+          <w:tcPr>
+            <w:tcW w:type="dxa" w:w="2160"/>
+          </w:tcPr>
+          <w:p>
+            <w:r>
+              <w:rPr>
+                <w:rFonts w:ascii="Times New Roman" w:hAnsi="Times New Roman"/>
+                <w:sz w:val="20"/>
+              </w:rPr>
+              <w:t>2</w:t>
+            </w:r>
+          </w:p>
+        </w:tc>
+      </w:tr>
+      <w:tr>
+        <w:tc>
+          <w:tcPr>
+            <w:tcW w:type="dxa" w:w="2160"/>
+          </w:tcPr>
+          <w:p>
+            <w:r>
+              <w:rPr>
+                <w:rFonts w:ascii="Times New Roman" w:hAnsi="Times New Roman"/>
+                <w:sz w:val="20"/>
+              </w:rPr>
+              <w:t>Spaces</w:t>
+            </w:r>
+          </w:p>
+        </w:tc>
+        <w:tc>
+          <w:tcPr>
+            <w:tcW w:type="dxa" w:w="2160"/>
+          </w:tcPr>
+          <w:p>
+            <w:r>
+              <w:rPr>
+                <w:rFonts w:ascii="Times New Roman" w:hAnsi="Times New Roman"/>
+                <w:sz w:val="20"/>
+              </w:rPr>
+              <w:t>spaces, space_images, space_schedules</w:t>
+            </w:r>
+          </w:p>
+        </w:tc>
+        <w:tc>
+          <w:tcPr>
+            <w:tcW w:type="dxa" w:w="2160"/>
+          </w:tcPr>
+          <w:p>
+            <w:r>
+              <w:rPr>
+                <w:rFonts w:ascii="Times New Roman" w:hAnsi="Times New Roman"/>
                 <w:sz w:val="20"/>
               </w:rPr>
               <w:t>3</w:t>
@@ -1008,9 +1638,10 @@
           <w:p>
             <w:r>
               <w:rPr>
+                <w:rFonts w:ascii="Times New Roman" w:hAnsi="Times New Roman"/>
                 <w:sz w:val="20"/>
               </w:rPr>
-              <w:t>JWT, dual-table sync (auth_users + users)</w:t>
+              <w:t>3</w:t>
             </w:r>
           </w:p>
         </w:tc>
@@ -1023,9 +1654,10 @@
           <w:p>
             <w:r>
               <w:rPr>
+                <w:rFonts w:ascii="Times New Roman" w:hAnsi="Times New Roman"/>
                 <w:sz w:val="20"/>
               </w:rPr>
-              <w:t>Rooms Management</w:t>
+              <w:t>Resources</w:t>
             </w:r>
           </w:p>
         </w:tc>
@@ -1036,9 +1668,10 @@
           <w:p>
             <w:r>
               <w:rPr>
+                <w:rFonts w:ascii="Times New Roman" w:hAnsi="Times New Roman"/>
                 <w:sz w:val="20"/>
               </w:rPr>
-              <w:t>✅</w:t>
+              <w:t>resources, space_resources, consumables</w:t>
             </w:r>
           </w:p>
         </w:tc>
@@ -1049,6 +1682,123 @@
           <w:p>
             <w:r>
               <w:rPr>
+                <w:rFonts w:ascii="Times New Roman" w:hAnsi="Times New Roman"/>
+                <w:sz w:val="20"/>
+              </w:rPr>
+              <w:t>3</w:t>
+            </w:r>
+          </w:p>
+        </w:tc>
+        <w:tc>
+          <w:tcPr>
+            <w:tcW w:type="dxa" w:w="2160"/>
+          </w:tcPr>
+          <w:p>
+            <w:r>
+              <w:rPr>
+                <w:rFonts w:ascii="Times New Roman" w:hAnsi="Times New Roman"/>
+                <w:sz w:val="20"/>
+              </w:rPr>
+              <w:t>0</w:t>
+            </w:r>
+          </w:p>
+        </w:tc>
+      </w:tr>
+      <w:tr>
+        <w:tc>
+          <w:tcPr>
+            <w:tcW w:type="dxa" w:w="2160"/>
+          </w:tcPr>
+          <w:p>
+            <w:r>
+              <w:rPr>
+                <w:rFonts w:ascii="Times New Roman" w:hAnsi="Times New Roman"/>
+                <w:sz w:val="20"/>
+              </w:rPr>
+              <w:t>Equipment</w:t>
+            </w:r>
+          </w:p>
+        </w:tc>
+        <w:tc>
+          <w:tcPr>
+            <w:tcW w:type="dxa" w:w="2160"/>
+          </w:tcPr>
+          <w:p>
+            <w:r>
+              <w:rPr>
+                <w:rFonts w:ascii="Times New Roman" w:hAnsi="Times New Roman"/>
+                <w:sz w:val="20"/>
+              </w:rPr>
+              <w:t>equipments, package_equipments</w:t>
+            </w:r>
+          </w:p>
+        </w:tc>
+        <w:tc>
+          <w:tcPr>
+            <w:tcW w:type="dxa" w:w="2160"/>
+          </w:tcPr>
+          <w:p>
+            <w:r>
+              <w:rPr>
+                <w:rFonts w:ascii="Times New Roman" w:hAnsi="Times New Roman"/>
+                <w:sz w:val="20"/>
+              </w:rPr>
+              <w:t>2</w:t>
+            </w:r>
+          </w:p>
+        </w:tc>
+        <w:tc>
+          <w:tcPr>
+            <w:tcW w:type="dxa" w:w="2160"/>
+          </w:tcPr>
+          <w:p>
+            <w:r>
+              <w:rPr>
+                <w:rFonts w:ascii="Times New Roman" w:hAnsi="Times New Roman"/>
+                <w:sz w:val="20"/>
+              </w:rPr>
+              <w:t>1</w:t>
+            </w:r>
+          </w:p>
+        </w:tc>
+      </w:tr>
+      <w:tr>
+        <w:tc>
+          <w:tcPr>
+            <w:tcW w:type="dxa" w:w="2160"/>
+          </w:tcPr>
+          <w:p>
+            <w:r>
+              <w:rPr>
+                <w:rFonts w:ascii="Times New Roman" w:hAnsi="Times New Roman"/>
+                <w:sz w:val="20"/>
+              </w:rPr>
+              <w:t>Reservations</w:t>
+            </w:r>
+          </w:p>
+        </w:tc>
+        <w:tc>
+          <w:tcPr>
+            <w:tcW w:type="dxa" w:w="2160"/>
+          </w:tcPr>
+          <w:p>
+            <w:r>
+              <w:rPr>
+                <w:rFonts w:ascii="Times New Roman" w:hAnsi="Times New Roman"/>
+                <w:sz w:val="20"/>
+              </w:rPr>
+              <w:t>reservations, reservation_items, payments, service_sessions, reviews</w:t>
+            </w:r>
+          </w:p>
+        </w:tc>
+        <w:tc>
+          <w:tcPr>
+            <w:tcW w:type="dxa" w:w="2160"/>
+          </w:tcPr>
+          <w:p>
+            <w:r>
+              <w:rPr>
+                <w:rFonts w:ascii="Times New Roman" w:hAnsi="Times New Roman"/>
                 <w:sz w:val="20"/>
               </w:rPr>
               <w:t>5</w:t>
@@ -1062,9 +1812,10 @@
           <w:p>
             <w:r>
               <w:rPr>
+                <w:rFonts w:ascii="Times New Roman" w:hAnsi="Times New Roman"/>
                 <w:sz w:val="20"/>
               </w:rPr>
-              <w:t>CRUD cơ bản</w:t>
+              <w:t>5</w:t>
             </w:r>
           </w:p>
         </w:tc>
@@ -1077,9 +1828,10 @@
           <w:p>
             <w:r>
               <w:rPr>
+                <w:rFonts w:ascii="Times New Roman" w:hAnsi="Times New Roman"/>
                 <w:sz w:val="20"/>
               </w:rPr>
-              <w:t>Spaces Management</w:t>
+              <w:t>Packages</w:t>
             </w:r>
           </w:p>
         </w:tc>
@@ -1090,9 +1842,10 @@
           <w:p>
             <w:r>
               <w:rPr>
+                <w:rFonts w:ascii="Times New Roman" w:hAnsi="Times New Roman"/>
                 <w:sz w:val="20"/>
               </w:rPr>
-              <w:t>✅</w:t>
+              <w:t>service_packages, package_items, package_bookings</w:t>
             </w:r>
           </w:p>
         </w:tc>
@@ -1103,9 +1856,10 @@
           <w:p>
             <w:r>
               <w:rPr>
+                <w:rFonts w:ascii="Times New Roman" w:hAnsi="Times New Roman"/>
                 <w:sz w:val="20"/>
               </w:rPr>
-              <w:t>6</w:t>
+              <w:t>3</w:t>
             </w:r>
           </w:p>
         </w:tc>
@@ -1116,9 +1870,10 @@
           <w:p>
             <w:r>
               <w:rPr>
+                <w:rFonts w:ascii="Times New Roman" w:hAnsi="Times New Roman"/>
                 <w:sz w:val="20"/>
               </w:rPr>
-              <w:t>CRUD + search</w:t>
+              <w:t>1</w:t>
             </w:r>
           </w:p>
         </w:tc>
@@ -1131,9 +1886,10 @@
           <w:p>
             <w:r>
               <w:rPr>
+                <w:rFonts w:ascii="Times New Roman" w:hAnsi="Times New Roman"/>
                 <w:sz w:val="20"/>
               </w:rPr>
-              <w:t>Space Images</w:t>
+              <w:t>Billing</w:t>
             </w:r>
           </w:p>
         </w:tc>
@@ -1144,9 +1900,10 @@
           <w:p>
             <w:r>
               <w:rPr>
+                <w:rFonts w:ascii="Times New Roman" w:hAnsi="Times New Roman"/>
                 <w:sz w:val="20"/>
               </w:rPr>
-              <w:t>✅</w:t>
+              <w:t>sell_customers, sell_products, sell_invoices, sell_invoice_items, pay_trans</w:t>
             </w:r>
           </w:p>
         </w:tc>
@@ -1157,6 +1914,65 @@
           <w:p>
             <w:r>
               <w:rPr>
+                <w:rFonts w:ascii="Times New Roman" w:hAnsi="Times New Roman"/>
+                <w:sz w:val="20"/>
+              </w:rPr>
+              <w:t>5</w:t>
+            </w:r>
+          </w:p>
+        </w:tc>
+        <w:tc>
+          <w:tcPr>
+            <w:tcW w:type="dxa" w:w="2160"/>
+          </w:tcPr>
+          <w:p>
+            <w:r>
+              <w:rPr>
+                <w:rFonts w:ascii="Times New Roman" w:hAnsi="Times New Roman"/>
+                <w:sz w:val="20"/>
+              </w:rPr>
+              <w:t>5</w:t>
+            </w:r>
+          </w:p>
+        </w:tc>
+      </w:tr>
+      <w:tr>
+        <w:tc>
+          <w:tcPr>
+            <w:tcW w:type="dxa" w:w="2160"/>
+          </w:tcPr>
+          <w:p>
+            <w:r>
+              <w:rPr>
+                <w:rFonts w:ascii="Times New Roman" w:hAnsi="Times New Roman"/>
+                <w:sz w:val="20"/>
+              </w:rPr>
+              <w:t>Community</w:t>
+            </w:r>
+          </w:p>
+        </w:tc>
+        <w:tc>
+          <w:tcPr>
+            <w:tcW w:type="dxa" w:w="2160"/>
+          </w:tcPr>
+          <w:p>
+            <w:r>
+              <w:rPr>
+                <w:rFonts w:ascii="Times New Roman" w:hAnsi="Times New Roman"/>
+                <w:sz w:val="20"/>
+              </w:rPr>
+              <w:t>posts, comments, workshops, workshop_registrations</w:t>
+            </w:r>
+          </w:p>
+        </w:tc>
+        <w:tc>
+          <w:tcPr>
+            <w:tcW w:type="dxa" w:w="2160"/>
+          </w:tcPr>
+          <w:p>
+            <w:r>
+              <w:rPr>
+                <w:rFonts w:ascii="Times New Roman" w:hAnsi="Times New Roman"/>
                 <w:sz w:val="20"/>
               </w:rPr>
               <w:t>4</w:t>
@@ -1170,9 +1986,10 @@
           <w:p>
             <w:r>
               <w:rPr>
+                <w:rFonts w:ascii="Times New Roman" w:hAnsi="Times New Roman"/>
                 <w:sz w:val="20"/>
               </w:rPr>
-              <w:t>Upload/list/update/delete</w:t>
+              <w:t>0</w:t>
             </w:r>
           </w:p>
         </w:tc>
@@ -1185,9 +2002,10 @@
           <w:p>
             <w:r>
               <w:rPr>
+                <w:rFonts w:ascii="Times New Roman" w:hAnsi="Times New Roman"/>
                 <w:sz w:val="20"/>
               </w:rPr>
-              <w:t>Space Schedules</w:t>
+              <w:t>Chat</w:t>
             </w:r>
           </w:p>
         </w:tc>
@@ -1198,9 +2016,10 @@
           <w:p>
             <w:r>
               <w:rPr>
+                <w:rFonts w:ascii="Times New Roman" w:hAnsi="Times New Roman"/>
                 <w:sz w:val="20"/>
               </w:rPr>
-              <w:t>✅</w:t>
+              <w:t>conversations, messages</w:t>
             </w:r>
           </w:p>
         </w:tc>
@@ -1211,9 +2030,10 @@
           <w:p>
             <w:r>
               <w:rPr>
+                <w:rFonts w:ascii="Times New Roman" w:hAnsi="Times New Roman"/>
                 <w:sz w:val="20"/>
               </w:rPr>
-              <w:t>4</w:t>
+              <w:t>2</w:t>
             </w:r>
           </w:p>
         </w:tc>
@@ -1224,9 +2044,10 @@
           <w:p>
             <w:r>
               <w:rPr>
+                <w:rFonts w:ascii="Times New Roman" w:hAnsi="Times New Roman"/>
                 <w:sz w:val="20"/>
               </w:rPr>
-              <w:t>Lịchavailability</w:t>
+              <w:t>2</w:t>
             </w:r>
           </w:p>
         </w:tc>
@@ -1239,330 +2060,7 @@
           <w:p>
             <w:r>
               <w:rPr>
-                <w:sz w:val="20"/>
-              </w:rPr>
-              <w:t>Equipment Management</w:t>
-            </w:r>
-          </w:p>
-        </w:tc>
-        <w:tc>
-          <w:tcPr>
-            <w:tcW w:type="dxa" w:w="2160"/>
-          </w:tcPr>
-          <w:p>
-            <w:r>
-              <w:rPr>
-                <w:sz w:val="20"/>
-              </w:rPr>
-              <w:t>✅</w:t>
-            </w:r>
-          </w:p>
-        </w:tc>
-        <w:tc>
-          <w:tcPr>
-            <w:tcW w:type="dxa" w:w="2160"/>
-          </w:tcPr>
-          <w:p>
-            <w:r>
-              <w:rPr>
-                <w:sz w:val="20"/>
-              </w:rPr>
-              <w:t>5</w:t>
-            </w:r>
-          </w:p>
-        </w:tc>
-        <w:tc>
-          <w:tcPr>
-            <w:tcW w:type="dxa" w:w="2160"/>
-          </w:tcPr>
-          <w:p>
-            <w:r>
-              <w:rPr>
-                <w:sz w:val="20"/>
-              </w:rPr>
-              <w:t>CRUD + condition tracking</w:t>
-            </w:r>
-          </w:p>
-        </w:tc>
-      </w:tr>
-      <w:tr>
-        <w:tc>
-          <w:tcPr>
-            <w:tcW w:type="dxa" w:w="2160"/>
-          </w:tcPr>
-          <w:p>
-            <w:r>
-              <w:rPr>
-                <w:sz w:val="20"/>
-              </w:rPr>
-              <w:t>Reservations</w:t>
-            </w:r>
-          </w:p>
-        </w:tc>
-        <w:tc>
-          <w:tcPr>
-            <w:tcW w:type="dxa" w:w="2160"/>
-          </w:tcPr>
-          <w:p>
-            <w:r>
-              <w:rPr>
-                <w:sz w:val="20"/>
-              </w:rPr>
-              <w:t>✅</w:t>
-            </w:r>
-          </w:p>
-        </w:tc>
-        <w:tc>
-          <w:tcPr>
-            <w:tcW w:type="dxa" w:w="2160"/>
-          </w:tcPr>
-          <w:p>
-            <w:r>
-              <w:rPr>
-                <w:sz w:val="20"/>
-              </w:rPr>
-              <w:t>17</w:t>
-            </w:r>
-          </w:p>
-        </w:tc>
-        <w:tc>
-          <w:tcPr>
-            <w:tcW w:type="dxa" w:w="2160"/>
-          </w:tcPr>
-          <w:p>
-            <w:r>
-              <w:rPr>
-                <w:sz w:val="20"/>
-              </w:rPr>
-              <w:t>Full lifecycle + items/pay/reviews/sessions</w:t>
-            </w:r>
-          </w:p>
-        </w:tc>
-      </w:tr>
-      <w:tr>
-        <w:tc>
-          <w:tcPr>
-            <w:tcW w:type="dxa" w:w="2160"/>
-          </w:tcPr>
-          <w:p>
-            <w:r>
-              <w:rPr>
-                <w:sz w:val="20"/>
-              </w:rPr>
-              <w:t>Billing (Customers)</w:t>
-            </w:r>
-          </w:p>
-        </w:tc>
-        <w:tc>
-          <w:tcPr>
-            <w:tcW w:type="dxa" w:w="2160"/>
-          </w:tcPr>
-          <w:p>
-            <w:r>
-              <w:rPr>
-                <w:sz w:val="20"/>
-              </w:rPr>
-              <w:t>✅</w:t>
-            </w:r>
-          </w:p>
-        </w:tc>
-        <w:tc>
-          <w:tcPr>
-            <w:tcW w:type="dxa" w:w="2160"/>
-          </w:tcPr>
-          <w:p>
-            <w:r>
-              <w:rPr>
-                <w:sz w:val="20"/>
-              </w:rPr>
-              <w:t>5</w:t>
-            </w:r>
-          </w:p>
-        </w:tc>
-        <w:tc>
-          <w:tcPr>
-            <w:tcW w:type="dxa" w:w="2160"/>
-          </w:tcPr>
-          <w:p>
-            <w:r>
-              <w:rPr>
-                <w:sz w:val="20"/>
-              </w:rPr>
-              <w:t>CRUD</w:t>
-            </w:r>
-          </w:p>
-        </w:tc>
-      </w:tr>
-      <w:tr>
-        <w:tc>
-          <w:tcPr>
-            <w:tcW w:type="dxa" w:w="2160"/>
-          </w:tcPr>
-          <w:p>
-            <w:r>
-              <w:rPr>
-                <w:sz w:val="20"/>
-              </w:rPr>
-              <w:t>Billing (Products)</w:t>
-            </w:r>
-          </w:p>
-        </w:tc>
-        <w:tc>
-          <w:tcPr>
-            <w:tcW w:type="dxa" w:w="2160"/>
-          </w:tcPr>
-          <w:p>
-            <w:r>
-              <w:rPr>
-                <w:sz w:val="20"/>
-              </w:rPr>
-              <w:t>✅</w:t>
-            </w:r>
-          </w:p>
-        </w:tc>
-        <w:tc>
-          <w:tcPr>
-            <w:tcW w:type="dxa" w:w="2160"/>
-          </w:tcPr>
-          <w:p>
-            <w:r>
-              <w:rPr>
-                <w:sz w:val="20"/>
-              </w:rPr>
-              <w:t>5</w:t>
-            </w:r>
-          </w:p>
-        </w:tc>
-        <w:tc>
-          <w:tcPr>
-            <w:tcW w:type="dxa" w:w="2160"/>
-          </w:tcPr>
-          <w:p>
-            <w:r>
-              <w:rPr>
-                <w:sz w:val="20"/>
-              </w:rPr>
-              <w:t>CRUD</w:t>
-            </w:r>
-          </w:p>
-        </w:tc>
-      </w:tr>
-      <w:tr>
-        <w:tc>
-          <w:tcPr>
-            <w:tcW w:type="dxa" w:w="2160"/>
-          </w:tcPr>
-          <w:p>
-            <w:r>
-              <w:rPr>
-                <w:sz w:val="20"/>
-              </w:rPr>
-              <w:t>Billing (Invoices)</w:t>
-            </w:r>
-          </w:p>
-        </w:tc>
-        <w:tc>
-          <w:tcPr>
-            <w:tcW w:type="dxa" w:w="2160"/>
-          </w:tcPr>
-          <w:p>
-            <w:r>
-              <w:rPr>
-                <w:sz w:val="20"/>
-              </w:rPr>
-              <w:t>✅</w:t>
-            </w:r>
-          </w:p>
-        </w:tc>
-        <w:tc>
-          <w:tcPr>
-            <w:tcW w:type="dxa" w:w="2160"/>
-          </w:tcPr>
-          <w:p>
-            <w:r>
-              <w:rPr>
-                <w:sz w:val="20"/>
-              </w:rPr>
-              <w:t>9</w:t>
-            </w:r>
-          </w:p>
-        </w:tc>
-        <w:tc>
-          <w:tcPr>
-            <w:tcW w:type="dxa" w:w="2160"/>
-          </w:tcPr>
-          <w:p>
-            <w:r>
-              <w:rPr>
-                <w:sz w:val="20"/>
-              </w:rPr>
-              <w:t>CRUD + items + payments</w:t>
-            </w:r>
-          </w:p>
-        </w:tc>
-      </w:tr>
-      <w:tr>
-        <w:tc>
-          <w:tcPr>
-            <w:tcW w:type="dxa" w:w="2160"/>
-          </w:tcPr>
-          <w:p>
-            <w:r>
-              <w:rPr>
-                <w:sz w:val="20"/>
-              </w:rPr>
-              <w:t>Package Bookings</w:t>
-            </w:r>
-          </w:p>
-        </w:tc>
-        <w:tc>
-          <w:tcPr>
-            <w:tcW w:type="dxa" w:w="2160"/>
-          </w:tcPr>
-          <w:p>
-            <w:r>
-              <w:rPr>
-                <w:sz w:val="20"/>
-              </w:rPr>
-              <w:t>✅</w:t>
-            </w:r>
-          </w:p>
-        </w:tc>
-        <w:tc>
-          <w:tcPr>
-            <w:tcW w:type="dxa" w:w="2160"/>
-          </w:tcPr>
-          <w:p>
-            <w:r>
-              <w:rPr>
-                <w:sz w:val="20"/>
-              </w:rPr>
-              <w:t>4</w:t>
-            </w:r>
-          </w:p>
-        </w:tc>
-        <w:tc>
-          <w:tcPr>
-            <w:tcW w:type="dxa" w:w="2160"/>
-          </w:tcPr>
-          <w:p>
-            <w:r>
-              <w:rPr>
-                <w:sz w:val="20"/>
-              </w:rPr>
-              <w:t>Create/list/get/cancel</w:t>
-            </w:r>
-          </w:p>
-        </w:tc>
-      </w:tr>
-      <w:tr>
-        <w:tc>
-          <w:tcPr>
-            <w:tcW w:type="dxa" w:w="2160"/>
-          </w:tcPr>
-          <w:p>
-            <w:r>
-              <w:rPr>
+                <w:rFonts w:ascii="Times New Roman" w:hAnsi="Times New Roman"/>
                 <w:sz w:val="20"/>
               </w:rPr>
               <w:t>Courses</w:t>
@@ -1576,9 +2074,10 @@
           <w:p>
             <w:r>
               <w:rPr>
+                <w:rFonts w:ascii="Times New Roman" w:hAnsi="Times New Roman"/>
                 <w:sz w:val="20"/>
               </w:rPr>
-              <w:t>✅</w:t>
+              <w:t>courses</w:t>
             </w:r>
           </w:p>
         </w:tc>
@@ -1589,9 +2088,10 @@
           <w:p>
             <w:r>
               <w:rPr>
+                <w:rFonts w:ascii="Times New Roman" w:hAnsi="Times New Roman"/>
                 <w:sz w:val="20"/>
               </w:rPr>
-              <w:t>5</w:t>
+              <w:t>1</w:t>
             </w:r>
           </w:p>
         </w:tc>
@@ -1602,9 +2102,10 @@
           <w:p>
             <w:r>
               <w:rPr>
+                <w:rFonts w:ascii="Times New Roman" w:hAnsi="Times New Roman"/>
                 <w:sz w:val="20"/>
               </w:rPr>
-              <w:t>CRUD</w:t>
+              <w:t>1</w:t>
             </w:r>
           </w:p>
         </w:tc>
@@ -1617,9 +2118,10 @@
           <w:p>
             <w:r>
               <w:rPr>
+                <w:rFonts w:ascii="Times New Roman" w:hAnsi="Times New Roman"/>
                 <w:sz w:val="20"/>
               </w:rPr>
-              <w:t>Chatbot (AI)</w:t>
+              <w:t>Legacy</w:t>
             </w:r>
           </w:p>
         </w:tc>
@@ -1630,9 +2132,10 @@
           <w:p>
             <w:r>
               <w:rPr>
+                <w:rFonts w:ascii="Times New Roman" w:hAnsi="Times New Roman"/>
                 <w:sz w:val="20"/>
               </w:rPr>
-              <w:t>✅</w:t>
+              <w:t>rooms, todos, flask_user, consultants, appointments, feedbacks, programs, surveys, course_register</w:t>
             </w:r>
           </w:p>
         </w:tc>
@@ -1643,6 +2146,7 @@
           <w:p>
             <w:r>
               <w:rPr>
+                <w:rFonts w:ascii="Times New Roman" w:hAnsi="Times New Roman"/>
                 <w:sz w:val="20"/>
               </w:rPr>
               <w:t>2</w:t>
@@ -1656,923 +2160,26 @@
           <w:p>
             <w:r>
               <w:rPr>
-                <w:sz w:val="20"/>
-              </w:rPr>
-              <w:t>Ask + health check</w:t>
-            </w:r>
-          </w:p>
-        </w:tc>
-      </w:tr>
-      <w:tr>
-        <w:tc>
-          <w:tcPr>
-            <w:tcW w:type="dxa" w:w="2160"/>
-          </w:tcPr>
-          <w:p>
-            <w:r>
-              <w:rPr>
-                <w:sz w:val="20"/>
-              </w:rPr>
-              <w:t>Recommendations (AI)</w:t>
-            </w:r>
-          </w:p>
-        </w:tc>
-        <w:tc>
-          <w:tcPr>
-            <w:tcW w:type="dxa" w:w="2160"/>
-          </w:tcPr>
-          <w:p>
-            <w:r>
-              <w:rPr>
-                <w:sz w:val="20"/>
-              </w:rPr>
-              <w:t>✅</w:t>
-            </w:r>
-          </w:p>
-        </w:tc>
-        <w:tc>
-          <w:tcPr>
-            <w:tcW w:type="dxa" w:w="2160"/>
-          </w:tcPr>
-          <w:p>
-            <w:r>
-              <w:rPr>
+                <w:rFonts w:ascii="Times New Roman" w:hAnsi="Times New Roman"/>
                 <w:sz w:val="20"/>
               </w:rPr>
               <w:t>1</w:t>
             </w:r>
           </w:p>
         </w:tc>
-        <w:tc>
-          <w:tcPr>
-            <w:tcW w:type="dxa" w:w="2160"/>
-          </w:tcPr>
-          <w:p>
-            <w:r>
-              <w:rPr>
-                <w:sz w:val="20"/>
-              </w:rPr>
-              <w:t>User-based recommendations</w:t>
-            </w:r>
-          </w:p>
-        </w:tc>
-      </w:tr>
-      <w:tr>
-        <w:tc>
-          <w:tcPr>
-            <w:tcW w:type="dxa" w:w="2160"/>
-          </w:tcPr>
-          <w:p>
-            <w:r>
-              <w:rPr>
-                <w:sz w:val="20"/>
-              </w:rPr>
-              <w:t>GUI Dashboard</w:t>
-            </w:r>
-          </w:p>
-        </w:tc>
-        <w:tc>
-          <w:tcPr>
-            <w:tcW w:type="dxa" w:w="2160"/>
-          </w:tcPr>
-          <w:p>
-            <w:r>
-              <w:rPr>
-                <w:sz w:val="20"/>
-              </w:rPr>
-              <w:t>✅</w:t>
-            </w:r>
-          </w:p>
-        </w:tc>
-        <w:tc>
-          <w:tcPr>
-            <w:tcW w:type="dxa" w:w="2160"/>
-          </w:tcPr>
-          <w:p>
-            <w:r>
-              <w:rPr>
-                <w:sz w:val="20"/>
-              </w:rPr>
-              <w:t>1</w:t>
-            </w:r>
-          </w:p>
-        </w:tc>
-        <w:tc>
-          <w:tcPr>
-            <w:tcW w:type="dxa" w:w="2160"/>
-          </w:tcPr>
-          <w:p>
-            <w:r>
-              <w:rPr>
-                <w:sz w:val="20"/>
-              </w:rPr>
-              <w:t>HTML inline, 11 sections + toast</w:t>
-            </w:r>
-          </w:p>
-        </w:tc>
       </w:tr>
     </w:tbl>
-    <w:p/>
     <w:p>
       <w:pPr>
         <w:pStyle w:val="Heading2"/>
       </w:pPr>
       <w:r>
-        <w:rPr>
-          <w:color w:val="003366"/>
-        </w:rPr>
-        <w:t>2.3. Chức năng chưa có (Theo đề tài)</w:t>
+        <w:t>2.4. Vai trò người dùng</w:t>
       </w:r>
     </w:p>
     <w:tbl>
       <w:tblPr>
-        <w:tblStyle w:val="LightGrid-Accent1"/>
-        <w:tblW w:type="auto" w:w="0"/>
-        <w:jc w:val="center"/>
-        <w:tblLook w:firstColumn="1" w:firstRow="1" w:lastColumn="0" w:lastRow="0" w:noHBand="0" w:noVBand="1" w:val="04A0"/>
-      </w:tblPr>
-      <w:tblGrid>
-        <w:gridCol w:w="2160"/>
-        <w:gridCol w:w="2160"/>
-        <w:gridCol w:w="2160"/>
-        <w:gridCol w:w="2160"/>
-      </w:tblGrid>
-      <w:tr>
-        <w:tc>
-          <w:tcPr>
-            <w:tcW w:type="dxa" w:w="2160"/>
-          </w:tcPr>
-          <w:p>
-            <w:r>
-              <w:rPr>
-                <w:b/>
-                <w:sz w:val="20"/>
-              </w:rPr>
-              <w:t>#</w:t>
-            </w:r>
-          </w:p>
-        </w:tc>
-        <w:tc>
-          <w:tcPr>
-            <w:tcW w:type="dxa" w:w="2160"/>
-          </w:tcPr>
-          <w:p>
-            <w:r>
-              <w:rPr>
-                <w:b/>
-                <w:sz w:val="20"/>
-              </w:rPr>
-              <w:t>Chức năng</w:t>
-            </w:r>
-          </w:p>
-        </w:tc>
-        <w:tc>
-          <w:tcPr>
-            <w:tcW w:type="dxa" w:w="2160"/>
-          </w:tcPr>
-          <w:p>
-            <w:r>
-              <w:rPr>
-                <w:b/>
-                <w:sz w:val="20"/>
-              </w:rPr>
-              <w:t>DB tables có sẵn</w:t>
-            </w:r>
-          </w:p>
-        </w:tc>
-        <w:tc>
-          <w:tcPr>
-            <w:tcW w:type="dxa" w:w="2160"/>
-          </w:tcPr>
-          <w:p>
-            <w:r>
-              <w:rPr>
-                <w:b/>
-                <w:sz w:val="20"/>
-              </w:rPr>
-              <w:t>Ưu tiên</w:t>
-            </w:r>
-          </w:p>
-        </w:tc>
-      </w:tr>
-      <w:tr>
-        <w:tc>
-          <w:tcPr>
-            <w:tcW w:type="dxa" w:w="2160"/>
-          </w:tcPr>
-          <w:p>
-            <w:r>
-              <w:rPr>
-                <w:sz w:val="20"/>
-              </w:rPr>
-              <w:t>1</w:t>
-            </w:r>
-          </w:p>
-        </w:tc>
-        <w:tc>
-          <w:tcPr>
-            <w:tcW w:type="dxa" w:w="2160"/>
-          </w:tcPr>
-          <w:p>
-            <w:r>
-              <w:rPr>
-                <w:sz w:val="20"/>
-              </w:rPr>
-              <w:t>Service Package CRUD (tạo/sửa/xóa package)</w:t>
-            </w:r>
-          </w:p>
-        </w:tc>
-        <w:tc>
-          <w:tcPr>
-            <w:tcW w:type="dxa" w:w="2160"/>
-          </w:tcPr>
-          <w:p>
-            <w:r>
-              <w:rPr>
-                <w:sz w:val="20"/>
-              </w:rPr>
-              <w:t>service_packages, package_items, package_equipments</w:t>
-            </w:r>
-          </w:p>
-        </w:tc>
-        <w:tc>
-          <w:tcPr>
-            <w:tcW w:type="dxa" w:w="2160"/>
-          </w:tcPr>
-          <w:p>
-            <w:r>
-              <w:rPr>
-                <w:sz w:val="20"/>
-              </w:rPr>
-              <w:t>Cao</w:t>
-            </w:r>
-          </w:p>
-        </w:tc>
-      </w:tr>
-      <w:tr>
-        <w:tc>
-          <w:tcPr>
-            <w:tcW w:type="dxa" w:w="2160"/>
-          </w:tcPr>
-          <w:p>
-            <w:r>
-              <w:rPr>
-                <w:sz w:val="20"/>
-              </w:rPr>
-              <w:t>2</w:t>
-            </w:r>
-          </w:p>
-        </w:tc>
-        <w:tc>
-          <w:tcPr>
-            <w:tcW w:type="dxa" w:w="2160"/>
-          </w:tcPr>
-          <w:p>
-            <w:r>
-              <w:rPr>
-                <w:sz w:val="20"/>
-              </w:rPr>
-              <w:t>Community Posts &amp; Comments</w:t>
-            </w:r>
-          </w:p>
-        </w:tc>
-        <w:tc>
-          <w:tcPr>
-            <w:tcW w:type="dxa" w:w="2160"/>
-          </w:tcPr>
-          <w:p>
-            <w:r>
-              <w:rPr>
-                <w:sz w:val="20"/>
-              </w:rPr>
-              <w:t>posts, comments</w:t>
-            </w:r>
-          </w:p>
-        </w:tc>
-        <w:tc>
-          <w:tcPr>
-            <w:tcW w:type="dxa" w:w="2160"/>
-          </w:tcPr>
-          <w:p>
-            <w:r>
-              <w:rPr>
-                <w:sz w:val="20"/>
-              </w:rPr>
-              <w:t>Cao</w:t>
-            </w:r>
-          </w:p>
-        </w:tc>
-      </w:tr>
-      <w:tr>
-        <w:tc>
-          <w:tcPr>
-            <w:tcW w:type="dxa" w:w="2160"/>
-          </w:tcPr>
-          <w:p>
-            <w:r>
-              <w:rPr>
-                <w:sz w:val="20"/>
-              </w:rPr>
-              <w:t>3</w:t>
-            </w:r>
-          </w:p>
-        </w:tc>
-        <w:tc>
-          <w:tcPr>
-            <w:tcW w:type="dxa" w:w="2160"/>
-          </w:tcPr>
-          <w:p>
-            <w:r>
-              <w:rPr>
-                <w:sz w:val="20"/>
-              </w:rPr>
-              <w:t>Workshops &amp; Registrations</w:t>
-            </w:r>
-          </w:p>
-        </w:tc>
-        <w:tc>
-          <w:tcPr>
-            <w:tcW w:type="dxa" w:w="2160"/>
-          </w:tcPr>
-          <w:p>
-            <w:r>
-              <w:rPr>
-                <w:sz w:val="20"/>
-              </w:rPr>
-              <w:t>workshops, workshop_registrations</w:t>
-            </w:r>
-          </w:p>
-        </w:tc>
-        <w:tc>
-          <w:tcPr>
-            <w:tcW w:type="dxa" w:w="2160"/>
-          </w:tcPr>
-          <w:p>
-            <w:r>
-              <w:rPr>
-                <w:sz w:val="20"/>
-              </w:rPr>
-              <w:t>Cao</w:t>
-            </w:r>
-          </w:p>
-        </w:tc>
-      </w:tr>
-      <w:tr>
-        <w:tc>
-          <w:tcPr>
-            <w:tcW w:type="dxa" w:w="2160"/>
-          </w:tcPr>
-          <w:p>
-            <w:r>
-              <w:rPr>
-                <w:sz w:val="20"/>
-              </w:rPr>
-              <w:t>4</w:t>
-            </w:r>
-          </w:p>
-        </w:tc>
-        <w:tc>
-          <w:tcPr>
-            <w:tcW w:type="dxa" w:w="2160"/>
-          </w:tcPr>
-          <w:p>
-            <w:r>
-              <w:rPr>
-                <w:sz w:val="20"/>
-              </w:rPr>
-              <w:t>Course Registration</w:t>
-            </w:r>
-          </w:p>
-        </w:tc>
-        <w:tc>
-          <w:tcPr>
-            <w:tcW w:type="dxa" w:w="2160"/>
-          </w:tcPr>
-          <w:p>
-            <w:r>
-              <w:rPr>
-                <w:sz w:val="20"/>
-              </w:rPr>
-              <w:t>course_register</w:t>
-            </w:r>
-          </w:p>
-        </w:tc>
-        <w:tc>
-          <w:tcPr>
-            <w:tcW w:type="dxa" w:w="2160"/>
-          </w:tcPr>
-          <w:p>
-            <w:r>
-              <w:rPr>
-                <w:sz w:val="20"/>
-              </w:rPr>
-              <w:t>Cao</w:t>
-            </w:r>
-          </w:p>
-        </w:tc>
-      </w:tr>
-      <w:tr>
-        <w:tc>
-          <w:tcPr>
-            <w:tcW w:type="dxa" w:w="2160"/>
-          </w:tcPr>
-          <w:p>
-            <w:r>
-              <w:rPr>
-                <w:sz w:val="20"/>
-              </w:rPr>
-              <w:t>5</w:t>
-            </w:r>
-          </w:p>
-        </w:tc>
-        <w:tc>
-          <w:tcPr>
-            <w:tcW w:type="dxa" w:w="2160"/>
-          </w:tcPr>
-          <w:p>
-            <w:r>
-              <w:rPr>
-                <w:sz w:val="20"/>
-              </w:rPr>
-              <w:t>Consumable &amp; Resource Management</w:t>
-            </w:r>
-          </w:p>
-        </w:tc>
-        <w:tc>
-          <w:tcPr>
-            <w:tcW w:type="dxa" w:w="2160"/>
-          </w:tcPr>
-          <w:p>
-            <w:r>
-              <w:rPr>
-                <w:sz w:val="20"/>
-              </w:rPr>
-              <w:t>consumables, resources, space_resources</w:t>
-            </w:r>
-          </w:p>
-        </w:tc>
-        <w:tc>
-          <w:tcPr>
-            <w:tcW w:type="dxa" w:w="2160"/>
-          </w:tcPr>
-          <w:p>
-            <w:r>
-              <w:rPr>
-                <w:sz w:val="20"/>
-              </w:rPr>
-              <w:t>Trung bình</w:t>
-            </w:r>
-          </w:p>
-        </w:tc>
-      </w:tr>
-      <w:tr>
-        <w:tc>
-          <w:tcPr>
-            <w:tcW w:type="dxa" w:w="2160"/>
-          </w:tcPr>
-          <w:p>
-            <w:r>
-              <w:rPr>
-                <w:sz w:val="20"/>
-              </w:rPr>
-              <w:t>6</w:t>
-            </w:r>
-          </w:p>
-        </w:tc>
-        <w:tc>
-          <w:tcPr>
-            <w:tcW w:type="dxa" w:w="2160"/>
-          </w:tcPr>
-          <w:p>
-            <w:r>
-              <w:rPr>
-                <w:sz w:val="20"/>
-              </w:rPr>
-              <w:t>Consultant &amp; Appointment Booking</w:t>
-            </w:r>
-          </w:p>
-        </w:tc>
-        <w:tc>
-          <w:tcPr>
-            <w:tcW w:type="dxa" w:w="2160"/>
-          </w:tcPr>
-          <w:p>
-            <w:r>
-              <w:rPr>
-                <w:sz w:val="20"/>
-              </w:rPr>
-              <w:t>consultants, appointments</w:t>
-            </w:r>
-          </w:p>
-        </w:tc>
-        <w:tc>
-          <w:tcPr>
-            <w:tcW w:type="dxa" w:w="2160"/>
-          </w:tcPr>
-          <w:p>
-            <w:r>
-              <w:rPr>
-                <w:sz w:val="20"/>
-              </w:rPr>
-              <w:t>Trung bình</w:t>
-            </w:r>
-          </w:p>
-        </w:tc>
-      </w:tr>
-      <w:tr>
-        <w:tc>
-          <w:tcPr>
-            <w:tcW w:type="dxa" w:w="2160"/>
-          </w:tcPr>
-          <w:p>
-            <w:r>
-              <w:rPr>
-                <w:sz w:val="20"/>
-              </w:rPr>
-              <w:t>7</w:t>
-            </w:r>
-          </w:p>
-        </w:tc>
-        <w:tc>
-          <w:tcPr>
-            <w:tcW w:type="dxa" w:w="2160"/>
-          </w:tcPr>
-          <w:p>
-            <w:r>
-              <w:rPr>
-                <w:sz w:val="20"/>
-              </w:rPr>
-              <w:t>Chat Messaging (real-time)</w:t>
-            </w:r>
-          </w:p>
-        </w:tc>
-        <w:tc>
-          <w:tcPr>
-            <w:tcW w:type="dxa" w:w="2160"/>
-          </w:tcPr>
-          <w:p>
-            <w:r>
-              <w:rPr>
-                <w:sz w:val="20"/>
-              </w:rPr>
-              <w:t>conversations, messages</w:t>
-            </w:r>
-          </w:p>
-        </w:tc>
-        <w:tc>
-          <w:tcPr>
-            <w:tcW w:type="dxa" w:w="2160"/>
-          </w:tcPr>
-          <w:p>
-            <w:r>
-              <w:rPr>
-                <w:sz w:val="20"/>
-              </w:rPr>
-              <w:t>Trung bình</w:t>
-            </w:r>
-          </w:p>
-        </w:tc>
-      </w:tr>
-      <w:tr>
-        <w:tc>
-          <w:tcPr>
-            <w:tcW w:type="dxa" w:w="2160"/>
-          </w:tcPr>
-          <w:p>
-            <w:r>
-              <w:rPr>
-                <w:sz w:val="20"/>
-              </w:rPr>
-              <w:t>8</w:t>
-            </w:r>
-          </w:p>
-        </w:tc>
-        <w:tc>
-          <w:tcPr>
-            <w:tcW w:type="dxa" w:w="2160"/>
-          </w:tcPr>
-          <w:p>
-            <w:r>
-              <w:rPr>
-                <w:sz w:val="20"/>
-              </w:rPr>
-              <w:t>QR Code Generation cho Reservation</w:t>
-            </w:r>
-          </w:p>
-        </w:tc>
-        <w:tc>
-          <w:tcPr>
-            <w:tcW w:type="dxa" w:w="2160"/>
-          </w:tcPr>
-          <w:p>
-            <w:r>
-              <w:rPr>
-                <w:sz w:val="20"/>
-              </w:rPr>
-              <w:t>field qr_code có sẵn</w:t>
-            </w:r>
-          </w:p>
-        </w:tc>
-        <w:tc>
-          <w:tcPr>
-            <w:tcW w:type="dxa" w:w="2160"/>
-          </w:tcPr>
-          <w:p>
-            <w:r>
-              <w:rPr>
-                <w:sz w:val="20"/>
-              </w:rPr>
-              <w:t>Trung bình</w:t>
-            </w:r>
-          </w:p>
-        </w:tc>
-      </w:tr>
-      <w:tr>
-        <w:tc>
-          <w:tcPr>
-            <w:tcW w:type="dxa" w:w="2160"/>
-          </w:tcPr>
-          <w:p>
-            <w:r>
-              <w:rPr>
-                <w:sz w:val="20"/>
-              </w:rPr>
-              <w:t>9</w:t>
-            </w:r>
-          </w:p>
-        </w:tc>
-        <w:tc>
-          <w:tcPr>
-            <w:tcW w:type="dxa" w:w="2160"/>
-          </w:tcPr>
-          <w:p>
-            <w:r>
-              <w:rPr>
-                <w:sz w:val="20"/>
-              </w:rPr>
-              <w:t>Feedback System</w:t>
-            </w:r>
-          </w:p>
-        </w:tc>
-        <w:tc>
-          <w:tcPr>
-            <w:tcW w:type="dxa" w:w="2160"/>
-          </w:tcPr>
-          <w:p>
-            <w:r>
-              <w:rPr>
-                <w:sz w:val="20"/>
-              </w:rPr>
-              <w:t>feedbacks</w:t>
-            </w:r>
-          </w:p>
-        </w:tc>
-        <w:tc>
-          <w:tcPr>
-            <w:tcW w:type="dxa" w:w="2160"/>
-          </w:tcPr>
-          <w:p>
-            <w:r>
-              <w:rPr>
-                <w:sz w:val="20"/>
-              </w:rPr>
-              <w:t>Trung bình</w:t>
-            </w:r>
-          </w:p>
-        </w:tc>
-      </w:tr>
-      <w:tr>
-        <w:tc>
-          <w:tcPr>
-            <w:tcW w:type="dxa" w:w="2160"/>
-          </w:tcPr>
-          <w:p>
-            <w:r>
-              <w:rPr>
-                <w:sz w:val="20"/>
-              </w:rPr>
-              <w:t>10</w:t>
-            </w:r>
-          </w:p>
-        </w:tc>
-        <w:tc>
-          <w:tcPr>
-            <w:tcW w:type="dxa" w:w="2160"/>
-          </w:tcPr>
-          <w:p>
-            <w:r>
-              <w:rPr>
-                <w:sz w:val="20"/>
-              </w:rPr>
-              <w:t>Equipment Maintenance Scheduling</w:t>
-            </w:r>
-          </w:p>
-        </w:tc>
-        <w:tc>
-          <w:tcPr>
-            <w:tcW w:type="dxa" w:w="2160"/>
-          </w:tcPr>
-          <w:p>
-            <w:r>
-              <w:rPr>
-                <w:sz w:val="20"/>
-              </w:rPr>
-              <w:t>Dùng resources/consumables</w:t>
-            </w:r>
-          </w:p>
-        </w:tc>
-        <w:tc>
-          <w:tcPr>
-            <w:tcW w:type="dxa" w:w="2160"/>
-          </w:tcPr>
-          <w:p>
-            <w:r>
-              <w:rPr>
-                <w:sz w:val="20"/>
-              </w:rPr>
-              <w:t>Thấp</w:t>
-            </w:r>
-          </w:p>
-        </w:tc>
-      </w:tr>
-      <w:tr>
-        <w:tc>
-          <w:tcPr>
-            <w:tcW w:type="dxa" w:w="2160"/>
-          </w:tcPr>
-          <w:p>
-            <w:r>
-              <w:rPr>
-                <w:sz w:val="20"/>
-              </w:rPr>
-              <w:t>11</w:t>
-            </w:r>
-          </w:p>
-        </w:tc>
-        <w:tc>
-          <w:tcPr>
-            <w:tcW w:type="dxa" w:w="2160"/>
-          </w:tcPr>
-          <w:p>
-            <w:r>
-              <w:rPr>
-                <w:sz w:val="20"/>
-              </w:rPr>
-              <w:t>Revenue Dashboard &amp; Analytics</w:t>
-            </w:r>
-          </w:p>
-        </w:tc>
-        <w:tc>
-          <w:tcPr>
-            <w:tcW w:type="dxa" w:w="2160"/>
-          </w:tcPr>
-          <w:p>
-            <w:r>
-              <w:rPr>
-                <w:sz w:val="20"/>
-              </w:rPr>
-              <w:t>Dữ liệu từ billing</w:t>
-            </w:r>
-          </w:p>
-        </w:tc>
-        <w:tc>
-          <w:tcPr>
-            <w:tcW w:type="dxa" w:w="2160"/>
-          </w:tcPr>
-          <w:p>
-            <w:r>
-              <w:rPr>
-                <w:sz w:val="20"/>
-              </w:rPr>
-              <w:t>Thấp</w:t>
-            </w:r>
-          </w:p>
-        </w:tc>
-      </w:tr>
-      <w:tr>
-        <w:tc>
-          <w:tcPr>
-            <w:tcW w:type="dxa" w:w="2160"/>
-          </w:tcPr>
-          <w:p>
-            <w:r>
-              <w:rPr>
-                <w:sz w:val="20"/>
-              </w:rPr>
-              <w:t>12</w:t>
-            </w:r>
-          </w:p>
-        </w:tc>
-        <w:tc>
-          <w:tcPr>
-            <w:tcW w:type="dxa" w:w="2160"/>
-          </w:tcPr>
-          <w:p>
-            <w:r>
-              <w:rPr>
-                <w:sz w:val="20"/>
-              </w:rPr>
-              <w:t>Image Restoration (AI)</w:t>
-            </w:r>
-          </w:p>
-        </w:tc>
-        <w:tc>
-          <w:tcPr>
-            <w:tcW w:type="dxa" w:w="2160"/>
-          </w:tcPr>
-          <w:p>
-            <w:r>
-              <w:rPr>
-                <w:sz w:val="20"/>
-              </w:rPr>
-              <w:t>Chưa có model</w:t>
-            </w:r>
-          </w:p>
-        </w:tc>
-        <w:tc>
-          <w:tcPr>
-            <w:tcW w:type="dxa" w:w="2160"/>
-          </w:tcPr>
-          <w:p>
-            <w:r>
-              <w:rPr>
-                <w:sz w:val="20"/>
-              </w:rPr>
-              <w:t>Thấp</w:t>
-            </w:r>
-          </w:p>
-        </w:tc>
-      </w:tr>
-      <w:tr>
-        <w:tc>
-          <w:tcPr>
-            <w:tcW w:type="dxa" w:w="2160"/>
-          </w:tcPr>
-          <w:p>
-            <w:r>
-              <w:rPr>
-                <w:sz w:val="20"/>
-              </w:rPr>
-              <w:t>13</w:t>
-            </w:r>
-          </w:p>
-        </w:tc>
-        <w:tc>
-          <w:tcPr>
-            <w:tcW w:type="dxa" w:w="2160"/>
-          </w:tcPr>
-          <w:p>
-            <w:r>
-              <w:rPr>
-                <w:sz w:val="20"/>
-              </w:rPr>
-              <w:t>Demand Forecasting (AI)</w:t>
-            </w:r>
-          </w:p>
-        </w:tc>
-        <w:tc>
-          <w:tcPr>
-            <w:tcW w:type="dxa" w:w="2160"/>
-          </w:tcPr>
-          <w:p>
-            <w:r>
-              <w:rPr>
-                <w:sz w:val="20"/>
-              </w:rPr>
-              <w:t>Chưa có model</w:t>
-            </w:r>
-          </w:p>
-        </w:tc>
-        <w:tc>
-          <w:tcPr>
-            <w:tcW w:type="dxa" w:w="2160"/>
-          </w:tcPr>
-          <w:p>
-            <w:r>
-              <w:rPr>
-                <w:sz w:val="20"/>
-              </w:rPr>
-              <w:t>Thấp</w:t>
-            </w:r>
-          </w:p>
-        </w:tc>
-      </w:tr>
-    </w:tbl>
-    <w:p/>
-    <w:p>
-      <w:pPr>
-        <w:pStyle w:val="Heading2"/>
-      </w:pPr>
-      <w:r>
-        <w:rPr>
-          <w:color w:val="003366"/>
-        </w:rPr>
-        <w:t>2.4. Tiến độ theo vai trò người dùng</w:t>
-      </w:r>
-    </w:p>
-    <w:tbl>
-      <w:tblPr>
-        <w:tblStyle w:val="LightGrid-Accent1"/>
+        <w:tblStyle w:val="TableGrid"/>
         <w:tblW w:type="auto" w:w="0"/>
         <w:jc w:val="center"/>
         <w:tblLook w:firstColumn="1" w:firstRow="1" w:lastColumn="0" w:lastRow="0" w:noHBand="0" w:noVBand="1" w:val="04A0"/>
@@ -2590,6 +2197,7 @@
           <w:p>
             <w:r>
               <w:rPr>
+                <w:rFonts w:ascii="Times New Roman" w:hAnsi="Times New Roman"/>
                 <w:b/>
                 <w:sz w:val="20"/>
               </w:rPr>
@@ -2604,6 +2212,7 @@
           <w:p>
             <w:r>
               <w:rPr>
+                <w:rFonts w:ascii="Times New Roman" w:hAnsi="Times New Roman"/>
                 <w:b/>
                 <w:sz w:val="20"/>
               </w:rPr>
@@ -2618,6 +2227,7 @@
           <w:p>
             <w:r>
               <w:rPr>
+                <w:rFonts w:ascii="Times New Roman" w:hAnsi="Times New Roman"/>
                 <w:b/>
                 <w:sz w:val="20"/>
               </w:rPr>
@@ -2634,9 +2244,10 @@
           <w:p>
             <w:r>
               <w:rPr>
+                <w:rFonts w:ascii="Times New Roman" w:hAnsi="Times New Roman"/>
                 <w:sz w:val="20"/>
               </w:rPr>
-              <w:t>Photographer (Customer)</w:t>
+              <w:t>Photographer</w:t>
             </w:r>
           </w:p>
         </w:tc>
@@ -2647,9 +2258,10 @@
           <w:p>
             <w:r>
               <w:rPr>
+                <w:rFonts w:ascii="Times New Roman" w:hAnsi="Times New Roman"/>
                 <w:sz w:val="20"/>
               </w:rPr>
-              <w:t>⚠️ 60%</w:t>
+              <w:t>60%</w:t>
             </w:r>
           </w:p>
         </w:tc>
@@ -2660,11 +2272,10 @@
           <w:p>
             <w:r>
               <w:rPr>
+                <w:rFonts w:ascii="Times New Roman" w:hAnsi="Times New Roman"/>
                 <w:sz w:val="20"/>
               </w:rPr>
-              <w:t>Có: auth, search, reservation, billing, reviews</w:t>
-              <w:br/>
-              <w:t>Thiếu: profile management, photo collections, community</w:t>
+              <w:t>Auth, search, reservation, billing, reviews</w:t>
             </w:r>
           </w:p>
         </w:tc>
@@ -2677,6 +2288,7 @@
           <w:p>
             <w:r>
               <w:rPr>
+                <w:rFonts w:ascii="Times New Roman" w:hAnsi="Times New Roman"/>
                 <w:sz w:val="20"/>
               </w:rPr>
               <w:t>Service Provider</w:t>
@@ -2690,9 +2302,10 @@
           <w:p>
             <w:r>
               <w:rPr>
+                <w:rFonts w:ascii="Times New Roman" w:hAnsi="Times New Roman"/>
                 <w:sz w:val="20"/>
               </w:rPr>
-              <w:t>⚠️ 50%</w:t>
+              <w:t>50%</w:t>
             </w:r>
           </w:p>
         </w:tc>
@@ -2703,11 +2316,10 @@
           <w:p>
             <w:r>
               <w:rPr>
+                <w:rFonts w:ascii="Times New Roman" w:hAnsi="Times New Roman"/>
                 <w:sz w:val="20"/>
               </w:rPr>
-              <w:t>Có: spaces, equipment, schedules</w:t>
-              <w:br/>
-              <w:t>Thiếu: dashboard, revenue analysis, maintenance scheduling, package CRUD</w:t>
+              <w:t>Spaces, equipment, schedules</w:t>
             </w:r>
           </w:p>
         </w:tc>
@@ -2720,6 +2332,7 @@
           <w:p>
             <w:r>
               <w:rPr>
+                <w:rFonts w:ascii="Times New Roman" w:hAnsi="Times New Roman"/>
                 <w:sz w:val="20"/>
               </w:rPr>
               <w:t>Photography Expert</w:t>
@@ -2733,9 +2346,10 @@
           <w:p>
             <w:r>
               <w:rPr>
+                <w:rFonts w:ascii="Times New Roman" w:hAnsi="Times New Roman"/>
                 <w:sz w:val="20"/>
               </w:rPr>
-              <w:t>❌ 0%</w:t>
+              <w:t>0%</w:t>
             </w:r>
           </w:p>
         </w:tc>
@@ -2746,9 +2360,10 @@
           <w:p>
             <w:r>
               <w:rPr>
+                <w:rFonts w:ascii="Times New Roman" w:hAnsi="Times New Roman"/>
                 <w:sz w:val="20"/>
               </w:rPr>
-              <w:t>Chưa có: articles, workshops, equipment reviews</w:t>
+              <w:t>Chưa có</w:t>
             </w:r>
           </w:p>
         </w:tc>
@@ -2761,6 +2376,7 @@
           <w:p>
             <w:r>
               <w:rPr>
+                <w:rFonts w:ascii="Times New Roman" w:hAnsi="Times New Roman"/>
                 <w:sz w:val="20"/>
               </w:rPr>
               <w:t>Administrator</w:t>
@@ -2774,9 +2390,10 @@
           <w:p>
             <w:r>
               <w:rPr>
+                <w:rFonts w:ascii="Times New Roman" w:hAnsi="Times New Roman"/>
                 <w:sz w:val="20"/>
               </w:rPr>
-              <w:t>⚠️ 20%</w:t>
+              <w:t>20%</w:t>
             </w:r>
           </w:p>
         </w:tc>
@@ -2787,11 +2404,10 @@
           <w:p>
             <w:r>
               <w:rPr>
+                <w:rFonts w:ascii="Times New Roman" w:hAnsi="Times New Roman"/>
                 <w:sz w:val="20"/>
               </w:rPr>
-              <w:t>Có: login role admin</w:t>
-              <w:br/>
-              <w:t>Thiếu: user management, approve providers, system config, reports</w:t>
+              <w:t>Login admin</w:t>
             </w:r>
           </w:p>
         </w:tc>
@@ -2804,6 +2420,7 @@
           <w:p>
             <w:r>
               <w:rPr>
+                <w:rFonts w:ascii="Times New Roman" w:hAnsi="Times New Roman"/>
                 <w:sz w:val="20"/>
               </w:rPr>
               <w:t>AI Assistant</w:t>
@@ -2817,9 +2434,10 @@
           <w:p>
             <w:r>
               <w:rPr>
+                <w:rFonts w:ascii="Times New Roman" w:hAnsi="Times New Roman"/>
                 <w:sz w:val="20"/>
               </w:rPr>
-              <w:t>⚠️ 25%</w:t>
+              <w:t>25%</w:t>
             </w:r>
           </w:p>
         </w:tc>
@@ -2830,11 +2448,10 @@
           <w:p>
             <w:r>
               <w:rPr>
+                <w:rFonts w:ascii="Times New Roman" w:hAnsi="Times New Roman"/>
                 <w:sz w:val="20"/>
               </w:rPr>
-              <w:t>Có: chatbot, recommendations</w:t>
-              <w:br/>
-              <w:t>Thiếu: image restoration, demand forecasting, semantic search</w:t>
+              <w:t>Chatbot + recommendations</w:t>
             </w:r>
           </w:p>
         </w:tc>
@@ -2843,18 +2460,15 @@
     <w:p/>
     <w:p>
       <w:pPr>
-        <w:pStyle w:val="Heading2"/>
+        <w:pStyle w:val="Heading1"/>
       </w:pPr>
       <w:r>
-        <w:rPr>
-          <w:color w:val="003366"/>
-        </w:rPr>
-        <w:t>2.5. Non-Functional Requirements</w:t>
+        <w:t>3. Cấu trúc dự án</w:t>
       </w:r>
     </w:p>
     <w:tbl>
       <w:tblPr>
-        <w:tblStyle w:val="LightGrid-Accent1"/>
+        <w:tblStyle w:val="TableGrid"/>
         <w:tblW w:type="auto" w:w="0"/>
         <w:jc w:val="center"/>
         <w:tblLook w:firstColumn="1" w:firstRow="1" w:lastColumn="0" w:lastRow="0" w:noHBand="0" w:noVBand="1" w:val="04A0"/>
@@ -2872,10 +2486,11 @@
           <w:p>
             <w:r>
               <w:rPr>
+                <w:rFonts w:ascii="Times New Roman" w:hAnsi="Times New Roman"/>
                 <w:b/>
                 <w:sz w:val="20"/>
               </w:rPr>
-              <w:t>Yêu cầu</w:t>
+              <w:t>Thư mục</w:t>
             </w:r>
           </w:p>
         </w:tc>
@@ -2886,10 +2501,11 @@
           <w:p>
             <w:r>
               <w:rPr>
+                <w:rFonts w:ascii="Times New Roman" w:hAnsi="Times New Roman"/>
                 <w:b/>
                 <w:sz w:val="20"/>
               </w:rPr>
-              <w:t>Trạng thái</w:t>
+              <w:t>Số lượng</w:t>
             </w:r>
           </w:p>
         </w:tc>
@@ -2900,10 +2516,11 @@
           <w:p>
             <w:r>
               <w:rPr>
+                <w:rFonts w:ascii="Times New Roman" w:hAnsi="Times New Roman"/>
                 <w:b/>
                 <w:sz w:val="20"/>
               </w:rPr>
-              <w:t>Ghi chú</w:t>
+              <w:t>Chức năng</w:t>
             </w:r>
           </w:p>
         </w:tc>
@@ -2916,9 +2533,10 @@
           <w:p>
             <w:r>
               <w:rPr>
+                <w:rFonts w:ascii="Times New Roman" w:hAnsi="Times New Roman"/>
                 <w:sz w:val="20"/>
               </w:rPr>
-              <w:t>JWT Authentication</w:t>
+              <w:t>api/controllers/</w:t>
             </w:r>
           </w:p>
         </w:tc>
@@ -2929,9 +2547,10 @@
           <w:p>
             <w:r>
               <w:rPr>
+                <w:rFonts w:ascii="Times New Roman" w:hAnsi="Times New Roman"/>
                 <w:sz w:val="20"/>
               </w:rPr>
-              <w:t>✅</w:t>
+              <w:t>12</w:t>
             </w:r>
           </w:p>
         </w:tc>
@@ -2942,9 +2561,10 @@
           <w:p>
             <w:r>
               <w:rPr>
+                <w:rFonts w:ascii="Times New Roman" w:hAnsi="Times New Roman"/>
                 <w:sz w:val="20"/>
               </w:rPr>
-              <w:t>Signup + Login + token verification</w:t>
+              <w:t>Flask Blueprints</w:t>
             </w:r>
           </w:p>
         </w:tc>
@@ -2957,9 +2577,10 @@
           <w:p>
             <w:r>
               <w:rPr>
+                <w:rFonts w:ascii="Times New Roman" w:hAnsi="Times New Roman"/>
                 <w:sz w:val="20"/>
               </w:rPr>
-              <w:t>Role-based Access Control</w:t>
+              <w:t>api/schemas/</w:t>
             </w:r>
           </w:p>
         </w:tc>
@@ -2970,9 +2591,10 @@
           <w:p>
             <w:r>
               <w:rPr>
+                <w:rFonts w:ascii="Times New Roman" w:hAnsi="Times New Roman"/>
                 <w:sz w:val="20"/>
               </w:rPr>
-              <w:t>❌</w:t>
+              <w:t>9</w:t>
             </w:r>
           </w:p>
         </w:tc>
@@ -2983,9 +2605,10 @@
           <w:p>
             <w:r>
               <w:rPr>
+                <w:rFonts w:ascii="Times New Roman" w:hAnsi="Times New Roman"/>
                 <w:sz w:val="20"/>
               </w:rPr>
-              <w:t>JWT chỉ verify identity, chưa check role</w:t>
+              <w:t>Marshmallow validation</w:t>
             </w:r>
           </w:p>
         </w:tc>
@@ -2998,9 +2621,10 @@
           <w:p>
             <w:r>
               <w:rPr>
+                <w:rFonts w:ascii="Times New Roman" w:hAnsi="Times New Roman"/>
                 <w:sz w:val="20"/>
               </w:rPr>
-              <w:t>Concurrent Reservation Safety</w:t>
+              <w:t>services/</w:t>
             </w:r>
           </w:p>
         </w:tc>
@@ -3011,9 +2635,10 @@
           <w:p>
             <w:r>
               <w:rPr>
+                <w:rFonts w:ascii="Times New Roman" w:hAnsi="Times New Roman"/>
                 <w:sz w:val="20"/>
               </w:rPr>
-              <w:t>✅</w:t>
+              <w:t>12</w:t>
             </w:r>
           </w:p>
         </w:tc>
@@ -3024,9 +2649,10 @@
           <w:p>
             <w:r>
               <w:rPr>
+                <w:rFonts w:ascii="Times New Roman" w:hAnsi="Times New Roman"/>
                 <w:sz w:val="20"/>
               </w:rPr>
-              <w:t>Conflict detection trong reservation</w:t>
+              <w:t>Business logic</w:t>
             </w:r>
           </w:p>
         </w:tc>
@@ -3039,9 +2665,10 @@
           <w:p>
             <w:r>
               <w:rPr>
+                <w:rFonts w:ascii="Times New Roman" w:hAnsi="Times New Roman"/>
                 <w:sz w:val="20"/>
               </w:rPr>
-              <w:t>QR Code</w:t>
+              <w:t>business/models/</w:t>
             </w:r>
           </w:p>
         </w:tc>
@@ -3052,9 +2679,10 @@
           <w:p>
             <w:r>
               <w:rPr>
+                <w:rFonts w:ascii="Times New Roman" w:hAnsi="Times New Roman"/>
                 <w:sz w:val="20"/>
               </w:rPr>
-              <w:t>❌</w:t>
+              <w:t>21</w:t>
             </w:r>
           </w:p>
         </w:tc>
@@ -3065,9 +2693,10 @@
           <w:p>
             <w:r>
               <w:rPr>
+                <w:rFonts w:ascii="Times New Roman" w:hAnsi="Times New Roman"/>
                 <w:sz w:val="20"/>
               </w:rPr>
-              <w:t>Field qr_code có sẵn, chưa gen</w:t>
+              <w:t>Domain entities + interfaces</w:t>
             </w:r>
           </w:p>
         </w:tc>
@@ -3080,9 +2709,10 @@
           <w:p>
             <w:r>
               <w:rPr>
+                <w:rFonts w:ascii="Times New Roman" w:hAnsi="Times New Roman"/>
                 <w:sz w:val="20"/>
               </w:rPr>
-              <w:t>Payment Integration (VNPay/MoMo)</w:t>
+              <w:t>database/models/</w:t>
             </w:r>
           </w:p>
         </w:tc>
@@ -3093,9 +2723,10 @@
           <w:p>
             <w:r>
               <w:rPr>
+                <w:rFonts w:ascii="Times New Roman" w:hAnsi="Times New Roman"/>
                 <w:sz w:val="20"/>
               </w:rPr>
-              <w:t>❌</w:t>
+              <w:t>36</w:t>
             </w:r>
           </w:p>
         </w:tc>
@@ -3106,9 +2737,10 @@
           <w:p>
             <w:r>
               <w:rPr>
+                <w:rFonts w:ascii="Times New Roman" w:hAnsi="Times New Roman"/>
                 <w:sz w:val="20"/>
               </w:rPr>
-              <w:t>Chỉ có payment method cash</w:t>
+              <w:t>SQLAlchemy ORM</w:t>
             </w:r>
           </w:p>
         </w:tc>
@@ -3121,9 +2753,10 @@
           <w:p>
             <w:r>
               <w:rPr>
+                <w:rFonts w:ascii="Times New Roman" w:hAnsi="Times New Roman"/>
                 <w:sz w:val="20"/>
               </w:rPr>
-              <w:t>Google Maps Integration</w:t>
+              <w:t>database/repositories/</w:t>
             </w:r>
           </w:p>
         </w:tc>
@@ -3134,9 +2767,10 @@
           <w:p>
             <w:r>
               <w:rPr>
+                <w:rFonts w:ascii="Times New Roman" w:hAnsi="Times New Roman"/>
                 <w:sz w:val="20"/>
               </w:rPr>
-              <w:t>❌</w:t>
+              <w:t>10</w:t>
             </w:r>
           </w:p>
         </w:tc>
@@ -3147,132 +2781,10 @@
           <w:p>
             <w:r>
               <w:rPr>
+                <w:rFonts w:ascii="Times New Roman" w:hAnsi="Times New Roman"/>
                 <w:sz w:val="20"/>
               </w:rPr>
-              <w:t>Chưa tích hợp</w:t>
-            </w:r>
-          </w:p>
-        </w:tc>
-      </w:tr>
-      <w:tr>
-        <w:tc>
-          <w:tcPr>
-            <w:tcW w:type="dxa" w:w="2880"/>
-          </w:tcPr>
-          <w:p>
-            <w:r>
-              <w:rPr>
-                <w:sz w:val="20"/>
-              </w:rPr>
-              <w:t>Image Upload/Storage</w:t>
-            </w:r>
-          </w:p>
-        </w:tc>
-        <w:tc>
-          <w:tcPr>
-            <w:tcW w:type="dxa" w:w="2880"/>
-          </w:tcPr>
-          <w:p>
-            <w:r>
-              <w:rPr>
-                <w:sz w:val="20"/>
-              </w:rPr>
-              <w:t>❌</w:t>
-            </w:r>
-          </w:p>
-        </w:tc>
-        <w:tc>
-          <w:tcPr>
-            <w:tcW w:type="dxa" w:w="2880"/>
-          </w:tcPr>
-          <w:p>
-            <w:r>
-              <w:rPr>
-                <w:sz w:val="20"/>
-              </w:rPr>
-              <w:t>Chưa có upload endpoint</w:t>
-            </w:r>
-          </w:p>
-        </w:tc>
-      </w:tr>
-      <w:tr>
-        <w:tc>
-          <w:tcPr>
-            <w:tcW w:type="dxa" w:w="2880"/>
-          </w:tcPr>
-          <w:p>
-            <w:r>
-              <w:rPr>
-                <w:sz w:val="20"/>
-              </w:rPr>
-              <w:t>Response Time &lt; 3s</w:t>
-            </w:r>
-          </w:p>
-        </w:tc>
-        <w:tc>
-          <w:tcPr>
-            <w:tcW w:type="dxa" w:w="2880"/>
-          </w:tcPr>
-          <w:p>
-            <w:r>
-              <w:rPr>
-                <w:sz w:val="20"/>
-              </w:rPr>
-              <w:t>✅</w:t>
-            </w:r>
-          </w:p>
-        </w:tc>
-        <w:tc>
-          <w:tcPr>
-            <w:tcW w:type="dxa" w:w="2880"/>
-          </w:tcPr>
-          <w:p>
-            <w:r>
-              <w:rPr>
-                <w:sz w:val="20"/>
-              </w:rPr>
-              <w:t>API response nhanh</w:t>
-            </w:r>
-          </w:p>
-        </w:tc>
-      </w:tr>
-      <w:tr>
-        <w:tc>
-          <w:tcPr>
-            <w:tcW w:type="dxa" w:w="2880"/>
-          </w:tcPr>
-          <w:p>
-            <w:r>
-              <w:rPr>
-                <w:sz w:val="20"/>
-              </w:rPr>
-              <w:t>Modular Architecture</w:t>
-            </w:r>
-          </w:p>
-        </w:tc>
-        <w:tc>
-          <w:tcPr>
-            <w:tcW w:type="dxa" w:w="2880"/>
-          </w:tcPr>
-          <w:p>
-            <w:r>
-              <w:rPr>
-                <w:sz w:val="20"/>
-              </w:rPr>
-              <w:t>✅</w:t>
-            </w:r>
-          </w:p>
-        </w:tc>
-        <w:tc>
-          <w:tcPr>
-            <w:tcW w:type="dxa" w:w="2880"/>
-          </w:tcPr>
-          <w:p>
-            <w:r>
-              <w:rPr>
-                <w:sz w:val="20"/>
-              </w:rPr>
-              <w:t>Clean Architecture, tách layers rõ ràng</w:t>
+              <w:t>Data access</w:t>
             </w:r>
           </w:p>
         </w:tc>
@@ -3284,20 +2796,12 @@
         <w:pStyle w:val="Heading1"/>
       </w:pPr>
       <w:r>
-        <w:rPr>
-          <w:color w:val="003366"/>
-        </w:rPr>
-        <w:t>3. Cấu trúc dự án</w:t>
-      </w:r>
-    </w:p>
-    <w:p>
-      <w:r>
-        <w:t>src/</w:t>
+        <w:t>4. Chức năng chưa có</w:t>
       </w:r>
     </w:p>
     <w:tbl>
       <w:tblPr>
-        <w:tblStyle w:val="LightGrid-Accent1"/>
+        <w:tblStyle w:val="TableGrid"/>
         <w:tblW w:type="auto" w:w="0"/>
         <w:jc w:val="center"/>
         <w:tblLook w:firstColumn="1" w:firstRow="1" w:lastColumn="0" w:lastRow="0" w:noHBand="0" w:noVBand="1" w:val="04A0"/>
@@ -3315,10 +2819,11 @@
           <w:p>
             <w:r>
               <w:rPr>
+                <w:rFonts w:ascii="Times New Roman" w:hAnsi="Times New Roman"/>
                 <w:b/>
                 <w:sz w:val="20"/>
               </w:rPr>
-              <w:t>Thư mục</w:t>
+              <w:t>#</w:t>
             </w:r>
           </w:p>
         </w:tc>
@@ -3329,10 +2834,11 @@
           <w:p>
             <w:r>
               <w:rPr>
+                <w:rFonts w:ascii="Times New Roman" w:hAnsi="Times New Roman"/>
                 <w:b/>
                 <w:sz w:val="20"/>
               </w:rPr>
-              <w:t>Số lượng</w:t>
+              <w:t>Chức năng</w:t>
             </w:r>
           </w:p>
         </w:tc>
@@ -3343,10 +2849,11 @@
           <w:p>
             <w:r>
               <w:rPr>
+                <w:rFonts w:ascii="Times New Roman" w:hAnsi="Times New Roman"/>
                 <w:b/>
                 <w:sz w:val="20"/>
               </w:rPr>
-              <w:t>Mô tả</w:t>
+              <w:t>Ưu tiên</w:t>
             </w:r>
           </w:p>
         </w:tc>
@@ -3359,9 +2866,10 @@
           <w:p>
             <w:r>
               <w:rPr>
+                <w:rFonts w:ascii="Times New Roman" w:hAnsi="Times New Roman"/>
                 <w:sz w:val="20"/>
               </w:rPr>
-              <w:t>api/controllers/</w:t>
+              <w:t>1</w:t>
             </w:r>
           </w:p>
         </w:tc>
@@ -3372,9 +2880,10 @@
           <w:p>
             <w:r>
               <w:rPr>
+                <w:rFonts w:ascii="Times New Roman" w:hAnsi="Times New Roman"/>
                 <w:sz w:val="20"/>
               </w:rPr>
-              <w:t>12 controllers</w:t>
+              <w:t>Service Package CRUD</w:t>
             </w:r>
           </w:p>
         </w:tc>
@@ -3385,9 +2894,10 @@
           <w:p>
             <w:r>
               <w:rPr>
+                <w:rFonts w:ascii="Times New Roman" w:hAnsi="Times New Roman"/>
                 <w:sz w:val="20"/>
               </w:rPr>
-              <w:t>auth, room, space, equipment, reservation, billing, package_booking, chatbot, recommendation, course, space_image, space_schedule</w:t>
+              <w:t>Cao</w:t>
             </w:r>
           </w:p>
         </w:tc>
@@ -3400,9 +2910,10 @@
           <w:p>
             <w:r>
               <w:rPr>
+                <w:rFonts w:ascii="Times New Roman" w:hAnsi="Times New Roman"/>
                 <w:sz w:val="20"/>
               </w:rPr>
-              <w:t>api/schemas/</w:t>
+              <w:t>2</w:t>
             </w:r>
           </w:p>
         </w:tc>
@@ -3413,9 +2924,10 @@
           <w:p>
             <w:r>
               <w:rPr>
+                <w:rFonts w:ascii="Times New Roman" w:hAnsi="Times New Roman"/>
                 <w:sz w:val="20"/>
               </w:rPr>
-              <w:t>9 schemas</w:t>
+              <w:t>Community Posts &amp; Comments</w:t>
             </w:r>
           </w:p>
         </w:tc>
@@ -3426,9 +2938,10 @@
           <w:p>
             <w:r>
               <w:rPr>
+                <w:rFonts w:ascii="Times New Roman" w:hAnsi="Times New Roman"/>
                 <w:sz w:val="20"/>
               </w:rPr>
-              <w:t>auth, room, space, equipment, reservation, billing, package_booking, chatbot, course</w:t>
+              <w:t>Cao</w:t>
             </w:r>
           </w:p>
         </w:tc>
@@ -3441,9 +2954,10 @@
           <w:p>
             <w:r>
               <w:rPr>
+                <w:rFonts w:ascii="Times New Roman" w:hAnsi="Times New Roman"/>
                 <w:sz w:val="20"/>
               </w:rPr>
-              <w:t>services/</w:t>
+              <w:t>3</w:t>
             </w:r>
           </w:p>
         </w:tc>
@@ -3454,9 +2968,10 @@
           <w:p>
             <w:r>
               <w:rPr>
+                <w:rFonts w:ascii="Times New Roman" w:hAnsi="Times New Roman"/>
                 <w:sz w:val="20"/>
               </w:rPr>
-              <w:t>12 services</w:t>
+              <w:t>Workshops &amp; Registrations</w:t>
             </w:r>
           </w:p>
         </w:tc>
@@ -3467,9 +2982,10 @@
           <w:p>
             <w:r>
               <w:rPr>
+                <w:rFonts w:ascii="Times New Roman" w:hAnsi="Times New Roman"/>
                 <w:sz w:val="20"/>
               </w:rPr>
-              <w:t>Tương ứng 12 controllers</w:t>
+              <w:t>Cao</w:t>
             </w:r>
           </w:p>
         </w:tc>
@@ -3482,9 +2998,10 @@
           <w:p>
             <w:r>
               <w:rPr>
+                <w:rFonts w:ascii="Times New Roman" w:hAnsi="Times New Roman"/>
                 <w:sz w:val="20"/>
               </w:rPr>
-              <w:t>business/models/</w:t>
+              <w:t>4</w:t>
             </w:r>
           </w:p>
         </w:tc>
@@ -3495,9 +3012,10 @@
           <w:p>
             <w:r>
               <w:rPr>
+                <w:rFonts w:ascii="Times New Roman" w:hAnsi="Times New Roman"/>
                 <w:sz w:val="20"/>
               </w:rPr>
-              <w:t>21 models</w:t>
+              <w:t>Role-based Access Control</w:t>
             </w:r>
           </w:p>
         </w:tc>
@@ -3508,9 +3026,10 @@
           <w:p>
             <w:r>
               <w:rPr>
+                <w:rFonts w:ascii="Times New Roman" w:hAnsi="Times New Roman"/>
                 <w:sz w:val="20"/>
               </w:rPr>
-              <w:t>Domain entities + repository interfaces</w:t>
+              <w:t>Cao</w:t>
             </w:r>
           </w:p>
         </w:tc>
@@ -3523,9 +3042,10 @@
           <w:p>
             <w:r>
               <w:rPr>
+                <w:rFonts w:ascii="Times New Roman" w:hAnsi="Times New Roman"/>
                 <w:sz w:val="20"/>
               </w:rPr>
-              <w:t>database/models/</w:t>
+              <w:t>5</w:t>
             </w:r>
           </w:p>
         </w:tc>
@@ -3536,9 +3056,10 @@
           <w:p>
             <w:r>
               <w:rPr>
+                <w:rFonts w:ascii="Times New Roman" w:hAnsi="Times New Roman"/>
                 <w:sz w:val="20"/>
               </w:rPr>
-              <w:t>19 ORM models</w:t>
+              <w:t>QR Code Generation</w:t>
             </w:r>
           </w:p>
         </w:tc>
@@ -3549,9 +3070,10 @@
           <w:p>
             <w:r>
               <w:rPr>
+                <w:rFonts w:ascii="Times New Roman" w:hAnsi="Times New Roman"/>
                 <w:sz w:val="20"/>
               </w:rPr>
-              <w:t>SQLAlchemy models maps DB tables</w:t>
+              <w:t>Trung bình</w:t>
             </w:r>
           </w:p>
         </w:tc>
@@ -3564,9 +3086,10 @@
           <w:p>
             <w:r>
               <w:rPr>
+                <w:rFonts w:ascii="Times New Roman" w:hAnsi="Times New Roman"/>
                 <w:sz w:val="20"/>
               </w:rPr>
-              <w:t>database/repositories/</w:t>
+              <w:t>6</w:t>
             </w:r>
           </w:p>
         </w:tc>
@@ -3577,9 +3100,10 @@
           <w:p>
             <w:r>
               <w:rPr>
+                <w:rFonts w:ascii="Times New Roman" w:hAnsi="Times New Roman"/>
                 <w:sz w:val="20"/>
               </w:rPr>
-              <w:t>10 repositories</w:t>
+              <w:t>Consumable &amp; Resource Management</w:t>
             </w:r>
           </w:p>
         </w:tc>
@@ -3590,9 +3114,10 @@
           <w:p>
             <w:r>
               <w:rPr>
+                <w:rFonts w:ascii="Times New Roman" w:hAnsi="Times New Roman"/>
                 <w:sz w:val="20"/>
               </w:rPr>
-              <w:t>auth, room, space, equipment, reservation, billing, package_booking, course, space_image, space_schedule</w:t>
+              <w:t>Trung bình</w:t>
             </w:r>
           </w:p>
         </w:tc>
@@ -3605,9 +3130,10 @@
           <w:p>
             <w:r>
               <w:rPr>
+                <w:rFonts w:ascii="Times New Roman" w:hAnsi="Times New Roman"/>
                 <w:sz w:val="20"/>
               </w:rPr>
-              <w:t>database/databases/</w:t>
+              <w:t>7</w:t>
             </w:r>
           </w:p>
         </w:tc>
@@ -3618,9 +3144,10 @@
           <w:p>
             <w:r>
               <w:rPr>
+                <w:rFonts w:ascii="Times New Roman" w:hAnsi="Times New Roman"/>
                 <w:sz w:val="20"/>
               </w:rPr>
-              <w:t>Database config</w:t>
+              <w:t>Provider Dashboard</w:t>
             </w:r>
           </w:p>
         </w:tc>
@@ -3631,9 +3158,142 @@
           <w:p>
             <w:r>
               <w:rPr>
+                <w:rFonts w:ascii="Times New Roman" w:hAnsi="Times New Roman"/>
                 <w:sz w:val="20"/>
               </w:rPr>
-              <w:t>Factory pattern, PostgreSQL connection</w:t>
+              <w:t>Trung bình</w:t>
+            </w:r>
+          </w:p>
+        </w:tc>
+      </w:tr>
+      <w:tr>
+        <w:tc>
+          <w:tcPr>
+            <w:tcW w:type="dxa" w:w="2880"/>
+          </w:tcPr>
+          <w:p>
+            <w:r>
+              <w:rPr>
+                <w:rFonts w:ascii="Times New Roman" w:hAnsi="Times New Roman"/>
+                <w:sz w:val="20"/>
+              </w:rPr>
+              <w:t>8</w:t>
+            </w:r>
+          </w:p>
+        </w:tc>
+        <w:tc>
+          <w:tcPr>
+            <w:tcW w:type="dxa" w:w="2880"/>
+          </w:tcPr>
+          <w:p>
+            <w:r>
+              <w:rPr>
+                <w:rFonts w:ascii="Times New Roman" w:hAnsi="Times New Roman"/>
+                <w:sz w:val="20"/>
+              </w:rPr>
+              <w:t>Admin Panel</w:t>
+            </w:r>
+          </w:p>
+        </w:tc>
+        <w:tc>
+          <w:tcPr>
+            <w:tcW w:type="dxa" w:w="2880"/>
+          </w:tcPr>
+          <w:p>
+            <w:r>
+              <w:rPr>
+                <w:rFonts w:ascii="Times New Roman" w:hAnsi="Times New Roman"/>
+                <w:sz w:val="20"/>
+              </w:rPr>
+              <w:t>Trung bình</w:t>
+            </w:r>
+          </w:p>
+        </w:tc>
+      </w:tr>
+      <w:tr>
+        <w:tc>
+          <w:tcPr>
+            <w:tcW w:type="dxa" w:w="2880"/>
+          </w:tcPr>
+          <w:p>
+            <w:r>
+              <w:rPr>
+                <w:rFonts w:ascii="Times New Roman" w:hAnsi="Times New Roman"/>
+                <w:sz w:val="20"/>
+              </w:rPr>
+              <w:t>9</w:t>
+            </w:r>
+          </w:p>
+        </w:tc>
+        <w:tc>
+          <w:tcPr>
+            <w:tcW w:type="dxa" w:w="2880"/>
+          </w:tcPr>
+          <w:p>
+            <w:r>
+              <w:rPr>
+                <w:rFonts w:ascii="Times New Roman" w:hAnsi="Times New Roman"/>
+                <w:sz w:val="20"/>
+              </w:rPr>
+              <w:t>Payment Integration (VNPay/MoMo)</w:t>
+            </w:r>
+          </w:p>
+        </w:tc>
+        <w:tc>
+          <w:tcPr>
+            <w:tcW w:type="dxa" w:w="2880"/>
+          </w:tcPr>
+          <w:p>
+            <w:r>
+              <w:rPr>
+                <w:rFonts w:ascii="Times New Roman" w:hAnsi="Times New Roman"/>
+                <w:sz w:val="20"/>
+              </w:rPr>
+              <w:t>Thấp</w:t>
+            </w:r>
+          </w:p>
+        </w:tc>
+      </w:tr>
+      <w:tr>
+        <w:tc>
+          <w:tcPr>
+            <w:tcW w:type="dxa" w:w="2880"/>
+          </w:tcPr>
+          <w:p>
+            <w:r>
+              <w:rPr>
+                <w:rFonts w:ascii="Times New Roman" w:hAnsi="Times New Roman"/>
+                <w:sz w:val="20"/>
+              </w:rPr>
+              <w:t>10</w:t>
+            </w:r>
+          </w:p>
+        </w:tc>
+        <w:tc>
+          <w:tcPr>
+            <w:tcW w:type="dxa" w:w="2880"/>
+          </w:tcPr>
+          <w:p>
+            <w:r>
+              <w:rPr>
+                <w:rFonts w:ascii="Times New Roman" w:hAnsi="Times New Roman"/>
+                <w:sz w:val="20"/>
+              </w:rPr>
+              <w:t>Image Restoration (AI)</w:t>
+            </w:r>
+          </w:p>
+        </w:tc>
+        <w:tc>
+          <w:tcPr>
+            <w:tcW w:type="dxa" w:w="2880"/>
+          </w:tcPr>
+          <w:p>
+            <w:r>
+              <w:rPr>
+                <w:rFonts w:ascii="Times New Roman" w:hAnsi="Times New Roman"/>
+                <w:sz w:val="20"/>
+              </w:rPr>
+              <w:t>Thấp</w:t>
             </w:r>
           </w:p>
         </w:tc>
@@ -3645,1799 +3305,71 @@
         <w:pStyle w:val="Heading1"/>
       </w:pPr>
       <w:r>
-        <w:rPr>
-          <w:color w:val="003366"/>
-        </w:rPr>
-        <w:t>4. Tổng hợp API Endpoints</w:t>
-      </w:r>
-    </w:p>
-    <w:p>
-      <w:r>
-        <w:t>Tổng: 75 endpoints | JWT Protected: 22 | Public: 53</w:t>
-      </w:r>
-    </w:p>
-    <w:tbl>
-      <w:tblPr>
-        <w:tblStyle w:val="LightGrid-Accent1"/>
-        <w:tblW w:type="auto" w:w="0"/>
-        <w:jc w:val="center"/>
-        <w:tblLook w:firstColumn="1" w:firstRow="1" w:lastColumn="0" w:lastRow="0" w:noHBand="0" w:noVBand="1" w:val="04A0"/>
-      </w:tblPr>
-      <w:tblGrid>
-        <w:gridCol w:w="2160"/>
-        <w:gridCol w:w="2160"/>
-        <w:gridCol w:w="2160"/>
-        <w:gridCol w:w="2160"/>
-      </w:tblGrid>
-      <w:tr>
-        <w:tc>
-          <w:tcPr>
-            <w:tcW w:type="dxa" w:w="2160"/>
-          </w:tcPr>
-          <w:p>
-            <w:r>
-              <w:rPr>
-                <w:b/>
-                <w:sz w:val="20"/>
-              </w:rPr>
-              <w:t>Module</w:t>
-            </w:r>
-          </w:p>
-        </w:tc>
-        <w:tc>
-          <w:tcPr>
-            <w:tcW w:type="dxa" w:w="2160"/>
-          </w:tcPr>
-          <w:p>
-            <w:r>
-              <w:rPr>
-                <w:b/>
-                <w:sz w:val="20"/>
-              </w:rPr>
-              <w:t>Prefix</w:t>
-            </w:r>
-          </w:p>
-        </w:tc>
-        <w:tc>
-          <w:tcPr>
-            <w:tcW w:type="dxa" w:w="2160"/>
-          </w:tcPr>
-          <w:p>
-            <w:r>
-              <w:rPr>
-                <w:b/>
-                <w:sz w:val="20"/>
-              </w:rPr>
-              <w:t>Endpoints</w:t>
-            </w:r>
-          </w:p>
-        </w:tc>
-        <w:tc>
-          <w:tcPr>
-            <w:tcW w:type="dxa" w:w="2160"/>
-          </w:tcPr>
-          <w:p>
-            <w:r>
-              <w:rPr>
-                <w:b/>
-                <w:sz w:val="20"/>
-              </w:rPr>
-              <w:t>JWT</w:t>
-            </w:r>
-          </w:p>
-        </w:tc>
-      </w:tr>
-      <w:tr>
-        <w:tc>
-          <w:tcPr>
-            <w:tcW w:type="dxa" w:w="2160"/>
-          </w:tcPr>
-          <w:p>
-            <w:r>
-              <w:rPr>
-                <w:sz w:val="20"/>
-              </w:rPr>
-              <w:t>Auth</w:t>
-            </w:r>
-          </w:p>
-        </w:tc>
-        <w:tc>
-          <w:tcPr>
-            <w:tcW w:type="dxa" w:w="2160"/>
-          </w:tcPr>
-          <w:p>
-            <w:r>
-              <w:rPr>
-                <w:sz w:val="20"/>
-              </w:rPr>
-              <w:t>/auth</w:t>
-            </w:r>
-          </w:p>
-        </w:tc>
-        <w:tc>
-          <w:tcPr>
-            <w:tcW w:type="dxa" w:w="2160"/>
-          </w:tcPr>
-          <w:p>
-            <w:r>
-              <w:rPr>
-                <w:sz w:val="20"/>
-              </w:rPr>
-              <w:t>3</w:t>
-            </w:r>
-          </w:p>
-        </w:tc>
-        <w:tc>
-          <w:tcPr>
-            <w:tcW w:type="dxa" w:w="2160"/>
-          </w:tcPr>
-          <w:p>
-            <w:r>
-              <w:rPr>
-                <w:sz w:val="20"/>
-              </w:rPr>
-              <w:t>0</w:t>
-            </w:r>
-          </w:p>
-        </w:tc>
-      </w:tr>
-      <w:tr>
-        <w:tc>
-          <w:tcPr>
-            <w:tcW w:type="dxa" w:w="2160"/>
-          </w:tcPr>
-          <w:p>
-            <w:r>
-              <w:rPr>
-                <w:sz w:val="20"/>
-              </w:rPr>
-              <w:t>Rooms</w:t>
-            </w:r>
-          </w:p>
-        </w:tc>
-        <w:tc>
-          <w:tcPr>
-            <w:tcW w:type="dxa" w:w="2160"/>
-          </w:tcPr>
-          <w:p>
-            <w:r>
-              <w:rPr>
-                <w:sz w:val="20"/>
-              </w:rPr>
-              <w:t>/rooms</w:t>
-            </w:r>
-          </w:p>
-        </w:tc>
-        <w:tc>
-          <w:tcPr>
-            <w:tcW w:type="dxa" w:w="2160"/>
-          </w:tcPr>
-          <w:p>
-            <w:r>
-              <w:rPr>
-                <w:sz w:val="20"/>
-              </w:rPr>
-              <w:t>5</w:t>
-            </w:r>
-          </w:p>
-        </w:tc>
-        <w:tc>
-          <w:tcPr>
-            <w:tcW w:type="dxa" w:w="2160"/>
-          </w:tcPr>
-          <w:p>
-            <w:r>
-              <w:rPr>
-                <w:sz w:val="20"/>
-              </w:rPr>
-              <w:t>0</w:t>
-            </w:r>
-          </w:p>
-        </w:tc>
-      </w:tr>
-      <w:tr>
-        <w:tc>
-          <w:tcPr>
-            <w:tcW w:type="dxa" w:w="2160"/>
-          </w:tcPr>
-          <w:p>
-            <w:r>
-              <w:rPr>
-                <w:sz w:val="20"/>
-              </w:rPr>
-              <w:t>Spaces</w:t>
-            </w:r>
-          </w:p>
-        </w:tc>
-        <w:tc>
-          <w:tcPr>
-            <w:tcW w:type="dxa" w:w="2160"/>
-          </w:tcPr>
-          <w:p>
-            <w:r>
-              <w:rPr>
-                <w:sz w:val="20"/>
-              </w:rPr>
-              <w:t>/spaces</w:t>
-            </w:r>
-          </w:p>
-        </w:tc>
-        <w:tc>
-          <w:tcPr>
-            <w:tcW w:type="dxa" w:w="2160"/>
-          </w:tcPr>
-          <w:p>
-            <w:r>
-              <w:rPr>
-                <w:sz w:val="20"/>
-              </w:rPr>
-              <w:t>6</w:t>
-            </w:r>
-          </w:p>
-        </w:tc>
-        <w:tc>
-          <w:tcPr>
-            <w:tcW w:type="dxa" w:w="2160"/>
-          </w:tcPr>
-          <w:p>
-            <w:r>
-              <w:rPr>
-                <w:sz w:val="20"/>
-              </w:rPr>
-              <w:t>0</w:t>
-            </w:r>
-          </w:p>
-        </w:tc>
-      </w:tr>
-      <w:tr>
-        <w:tc>
-          <w:tcPr>
-            <w:tcW w:type="dxa" w:w="2160"/>
-          </w:tcPr>
-          <w:p>
-            <w:r>
-              <w:rPr>
-                <w:sz w:val="20"/>
-              </w:rPr>
-              <w:t>Space Images</w:t>
-            </w:r>
-          </w:p>
-        </w:tc>
-        <w:tc>
-          <w:tcPr>
-            <w:tcW w:type="dxa" w:w="2160"/>
-          </w:tcPr>
-          <w:p>
-            <w:r>
-              <w:rPr>
-                <w:sz w:val="20"/>
-              </w:rPr>
-              <w:t>/spaces/{id}/images</w:t>
-            </w:r>
-          </w:p>
-        </w:tc>
-        <w:tc>
-          <w:tcPr>
-            <w:tcW w:type="dxa" w:w="2160"/>
-          </w:tcPr>
-          <w:p>
-            <w:r>
-              <w:rPr>
-                <w:sz w:val="20"/>
-              </w:rPr>
-              <w:t>4</w:t>
-            </w:r>
-          </w:p>
-        </w:tc>
-        <w:tc>
-          <w:tcPr>
-            <w:tcW w:type="dxa" w:w="2160"/>
-          </w:tcPr>
-          <w:p>
-            <w:r>
-              <w:rPr>
-                <w:sz w:val="20"/>
-              </w:rPr>
-              <w:t>0</w:t>
-            </w:r>
-          </w:p>
-        </w:tc>
-      </w:tr>
-      <w:tr>
-        <w:tc>
-          <w:tcPr>
-            <w:tcW w:type="dxa" w:w="2160"/>
-          </w:tcPr>
-          <w:p>
-            <w:r>
-              <w:rPr>
-                <w:sz w:val="20"/>
-              </w:rPr>
-              <w:t>Space Schedules</w:t>
-            </w:r>
-          </w:p>
-        </w:tc>
-        <w:tc>
-          <w:tcPr>
-            <w:tcW w:type="dxa" w:w="2160"/>
-          </w:tcPr>
-          <w:p>
-            <w:r>
-              <w:rPr>
-                <w:sz w:val="20"/>
-              </w:rPr>
-              <w:t>/spaces/{id}/schedule</w:t>
-            </w:r>
-          </w:p>
-        </w:tc>
-        <w:tc>
-          <w:tcPr>
-            <w:tcW w:type="dxa" w:w="2160"/>
-          </w:tcPr>
-          <w:p>
-            <w:r>
-              <w:rPr>
-                <w:sz w:val="20"/>
-              </w:rPr>
-              <w:t>4</w:t>
-            </w:r>
-          </w:p>
-        </w:tc>
-        <w:tc>
-          <w:tcPr>
-            <w:tcW w:type="dxa" w:w="2160"/>
-          </w:tcPr>
-          <w:p>
-            <w:r>
-              <w:rPr>
-                <w:sz w:val="20"/>
-              </w:rPr>
-              <w:t>0</w:t>
-            </w:r>
-          </w:p>
-        </w:tc>
-      </w:tr>
-      <w:tr>
-        <w:tc>
-          <w:tcPr>
-            <w:tcW w:type="dxa" w:w="2160"/>
-          </w:tcPr>
-          <w:p>
-            <w:r>
-              <w:rPr>
-                <w:sz w:val="20"/>
-              </w:rPr>
-              <w:t>Reservations</w:t>
-            </w:r>
-          </w:p>
-        </w:tc>
-        <w:tc>
-          <w:tcPr>
-            <w:tcW w:type="dxa" w:w="2160"/>
-          </w:tcPr>
-          <w:p>
-            <w:r>
-              <w:rPr>
-                <w:sz w:val="20"/>
-              </w:rPr>
-              <w:t>/v1/reservations</w:t>
-            </w:r>
-          </w:p>
-        </w:tc>
-        <w:tc>
-          <w:tcPr>
-            <w:tcW w:type="dxa" w:w="2160"/>
-          </w:tcPr>
-          <w:p>
-            <w:r>
-              <w:rPr>
-                <w:sz w:val="20"/>
-              </w:rPr>
-              <w:t>17</w:t>
-            </w:r>
-          </w:p>
-        </w:tc>
-        <w:tc>
-          <w:tcPr>
-            <w:tcW w:type="dxa" w:w="2160"/>
-          </w:tcPr>
-          <w:p>
-            <w:r>
-              <w:rPr>
-                <w:sz w:val="20"/>
-              </w:rPr>
-              <w:t>11</w:t>
-            </w:r>
-          </w:p>
-        </w:tc>
-      </w:tr>
-      <w:tr>
-        <w:tc>
-          <w:tcPr>
-            <w:tcW w:type="dxa" w:w="2160"/>
-          </w:tcPr>
-          <w:p>
-            <w:r>
-              <w:rPr>
-                <w:sz w:val="20"/>
-              </w:rPr>
-              <w:t>Equipment</w:t>
-            </w:r>
-          </w:p>
-        </w:tc>
-        <w:tc>
-          <w:tcPr>
-            <w:tcW w:type="dxa" w:w="2160"/>
-          </w:tcPr>
-          <w:p>
-            <w:r>
-              <w:rPr>
-                <w:sz w:val="20"/>
-              </w:rPr>
-              <w:t>/api/v1/equipment</w:t>
-            </w:r>
-          </w:p>
-        </w:tc>
-        <w:tc>
-          <w:tcPr>
-            <w:tcW w:type="dxa" w:w="2160"/>
-          </w:tcPr>
-          <w:p>
-            <w:r>
-              <w:rPr>
-                <w:sz w:val="20"/>
-              </w:rPr>
-              <w:t>5</w:t>
-            </w:r>
-          </w:p>
-        </w:tc>
-        <w:tc>
-          <w:tcPr>
-            <w:tcW w:type="dxa" w:w="2160"/>
-          </w:tcPr>
-          <w:p>
-            <w:r>
-              <w:rPr>
-                <w:sz w:val="20"/>
-              </w:rPr>
-              <w:t>0</w:t>
-            </w:r>
-          </w:p>
-        </w:tc>
-      </w:tr>
-      <w:tr>
-        <w:tc>
-          <w:tcPr>
-            <w:tcW w:type="dxa" w:w="2160"/>
-          </w:tcPr>
-          <w:p>
-            <w:r>
-              <w:rPr>
-                <w:sz w:val="20"/>
-              </w:rPr>
-              <w:t>Package Bookings</w:t>
-            </w:r>
-          </w:p>
-        </w:tc>
-        <w:tc>
-          <w:tcPr>
-            <w:tcW w:type="dxa" w:w="2160"/>
-          </w:tcPr>
-          <w:p>
-            <w:r>
-              <w:rPr>
-                <w:sz w:val="20"/>
-              </w:rPr>
-              <w:t>/api/v1/package-bookings</w:t>
-            </w:r>
-          </w:p>
-        </w:tc>
-        <w:tc>
-          <w:tcPr>
-            <w:tcW w:type="dxa" w:w="2160"/>
-          </w:tcPr>
-          <w:p>
-            <w:r>
-              <w:rPr>
-                <w:sz w:val="20"/>
-              </w:rPr>
-              <w:t>4</w:t>
-            </w:r>
-          </w:p>
-        </w:tc>
-        <w:tc>
-          <w:tcPr>
-            <w:tcW w:type="dxa" w:w="2160"/>
-          </w:tcPr>
-          <w:p>
-            <w:r>
-              <w:rPr>
-                <w:sz w:val="20"/>
-              </w:rPr>
-              <w:t>0</w:t>
-            </w:r>
-          </w:p>
-        </w:tc>
-      </w:tr>
-      <w:tr>
-        <w:tc>
-          <w:tcPr>
-            <w:tcW w:type="dxa" w:w="2160"/>
-          </w:tcPr>
-          <w:p>
-            <w:r>
-              <w:rPr>
-                <w:sz w:val="20"/>
-              </w:rPr>
-              <w:t>Billing</w:t>
-            </w:r>
-          </w:p>
-        </w:tc>
-        <w:tc>
-          <w:tcPr>
-            <w:tcW w:type="dxa" w:w="2160"/>
-          </w:tcPr>
-          <w:p>
-            <w:r>
-              <w:rPr>
-                <w:sz w:val="20"/>
-              </w:rPr>
-              <w:t>/v1/billing</w:t>
-            </w:r>
-          </w:p>
-        </w:tc>
-        <w:tc>
-          <w:tcPr>
-            <w:tcW w:type="dxa" w:w="2160"/>
-          </w:tcPr>
-          <w:p>
-            <w:r>
-              <w:rPr>
-                <w:sz w:val="20"/>
-              </w:rPr>
-              <w:t>19</w:t>
-            </w:r>
-          </w:p>
-        </w:tc>
-        <w:tc>
-          <w:tcPr>
-            <w:tcW w:type="dxa" w:w="2160"/>
-          </w:tcPr>
-          <w:p>
-            <w:r>
-              <w:rPr>
-                <w:sz w:val="20"/>
-              </w:rPr>
-              <w:t>11</w:t>
-            </w:r>
-          </w:p>
-        </w:tc>
-      </w:tr>
-      <w:tr>
-        <w:tc>
-          <w:tcPr>
-            <w:tcW w:type="dxa" w:w="2160"/>
-          </w:tcPr>
-          <w:p>
-            <w:r>
-              <w:rPr>
-                <w:sz w:val="20"/>
-              </w:rPr>
-              <w:t>Chatbot</w:t>
-            </w:r>
-          </w:p>
-        </w:tc>
-        <w:tc>
-          <w:tcPr>
-            <w:tcW w:type="dxa" w:w="2160"/>
-          </w:tcPr>
-          <w:p>
-            <w:r>
-              <w:rPr>
-                <w:sz w:val="20"/>
-              </w:rPr>
-              <w:t>/api/v1/chatbot</w:t>
-            </w:r>
-          </w:p>
-        </w:tc>
-        <w:tc>
-          <w:tcPr>
-            <w:tcW w:type="dxa" w:w="2160"/>
-          </w:tcPr>
-          <w:p>
-            <w:r>
-              <w:rPr>
-                <w:sz w:val="20"/>
-              </w:rPr>
-              <w:t>2</w:t>
-            </w:r>
-          </w:p>
-        </w:tc>
-        <w:tc>
-          <w:tcPr>
-            <w:tcW w:type="dxa" w:w="2160"/>
-          </w:tcPr>
-          <w:p>
-            <w:r>
-              <w:rPr>
-                <w:sz w:val="20"/>
-              </w:rPr>
-              <w:t>0</w:t>
-            </w:r>
-          </w:p>
-        </w:tc>
-      </w:tr>
-      <w:tr>
-        <w:tc>
-          <w:tcPr>
-            <w:tcW w:type="dxa" w:w="2160"/>
-          </w:tcPr>
-          <w:p>
-            <w:r>
-              <w:rPr>
-                <w:sz w:val="20"/>
-              </w:rPr>
-              <w:t>Recommendations</w:t>
-            </w:r>
-          </w:p>
-        </w:tc>
-        <w:tc>
-          <w:tcPr>
-            <w:tcW w:type="dxa" w:w="2160"/>
-          </w:tcPr>
-          <w:p>
-            <w:r>
-              <w:rPr>
-                <w:sz w:val="20"/>
-              </w:rPr>
-              <w:t>/api/v1/recommendations</w:t>
-            </w:r>
-          </w:p>
-        </w:tc>
-        <w:tc>
-          <w:tcPr>
-            <w:tcW w:type="dxa" w:w="2160"/>
-          </w:tcPr>
-          <w:p>
-            <w:r>
-              <w:rPr>
-                <w:sz w:val="20"/>
-              </w:rPr>
-              <w:t>1</w:t>
-            </w:r>
-          </w:p>
-        </w:tc>
-        <w:tc>
-          <w:tcPr>
-            <w:tcW w:type="dxa" w:w="2160"/>
-          </w:tcPr>
-          <w:p>
-            <w:r>
-              <w:rPr>
-                <w:sz w:val="20"/>
-              </w:rPr>
-              <w:t>0</w:t>
-            </w:r>
-          </w:p>
-        </w:tc>
-      </w:tr>
-      <w:tr>
-        <w:tc>
-          <w:tcPr>
-            <w:tcW w:type="dxa" w:w="2160"/>
-          </w:tcPr>
-          <w:p>
-            <w:r>
-              <w:rPr>
-                <w:sz w:val="20"/>
-              </w:rPr>
-              <w:t>Courses</w:t>
-            </w:r>
-          </w:p>
-        </w:tc>
-        <w:tc>
-          <w:tcPr>
-            <w:tcW w:type="dxa" w:w="2160"/>
-          </w:tcPr>
-          <w:p>
-            <w:r>
-              <w:rPr>
-                <w:sz w:val="20"/>
-              </w:rPr>
-              <w:t>/courses</w:t>
-            </w:r>
-          </w:p>
-        </w:tc>
-        <w:tc>
-          <w:tcPr>
-            <w:tcW w:type="dxa" w:w="2160"/>
-          </w:tcPr>
-          <w:p>
-            <w:r>
-              <w:rPr>
-                <w:sz w:val="20"/>
-              </w:rPr>
-              <w:t>5</w:t>
-            </w:r>
-          </w:p>
-        </w:tc>
-        <w:tc>
-          <w:tcPr>
-            <w:tcW w:type="dxa" w:w="2160"/>
-          </w:tcPr>
-          <w:p>
-            <w:r>
-              <w:rPr>
-                <w:sz w:val="20"/>
-              </w:rPr>
-              <w:t>0</w:t>
-            </w:r>
-          </w:p>
-        </w:tc>
-      </w:tr>
-    </w:tbl>
-    <w:p/>
-    <w:p>
-      <w:pPr>
-        <w:pStyle w:val="Heading1"/>
-      </w:pPr>
-      <w:r>
-        <w:rPr>
-          <w:color w:val="003366"/>
-        </w:rPr>
-        <w:t>5. Database Schema</w:t>
-      </w:r>
-    </w:p>
-    <w:p>
-      <w:r>
-        <w:t>Tổng: 44 tables trong PostgreSQL (Supabase)</w:t>
-      </w:r>
-    </w:p>
-    <w:tbl>
-      <w:tblPr>
-        <w:tblStyle w:val="LightGrid-Accent1"/>
-        <w:tblW w:type="auto" w:w="0"/>
-        <w:jc w:val="center"/>
-        <w:tblLook w:firstColumn="1" w:firstRow="1" w:lastColumn="0" w:lastRow="0" w:noHBand="0" w:noVBand="1" w:val="04A0"/>
-      </w:tblPr>
-      <w:tblGrid>
-        <w:gridCol w:w="2160"/>
-        <w:gridCol w:w="2160"/>
-        <w:gridCol w:w="2160"/>
-        <w:gridCol w:w="2160"/>
-      </w:tblGrid>
-      <w:tr>
-        <w:tc>
-          <w:tcPr>
-            <w:tcW w:type="dxa" w:w="2160"/>
-          </w:tcPr>
-          <w:p>
-            <w:r>
-              <w:rPr>
-                <w:b/>
-                <w:sz w:val="20"/>
-              </w:rPr>
-              <w:t>Nhóm</w:t>
-            </w:r>
-          </w:p>
-        </w:tc>
-        <w:tc>
-          <w:tcPr>
-            <w:tcW w:type="dxa" w:w="2160"/>
-          </w:tcPr>
-          <w:p>
-            <w:r>
-              <w:rPr>
-                <w:b/>
-                <w:sz w:val="20"/>
-              </w:rPr>
-              <w:t>Tables</w:t>
-            </w:r>
-          </w:p>
-        </w:tc>
-        <w:tc>
-          <w:tcPr>
-            <w:tcW w:type="dxa" w:w="2160"/>
-          </w:tcPr>
-          <w:p>
-            <w:r>
-              <w:rPr>
-                <w:b/>
-                <w:sz w:val="20"/>
-              </w:rPr>
-              <w:t>ORM Model</w:t>
-            </w:r>
-          </w:p>
-        </w:tc>
-        <w:tc>
-          <w:tcPr>
-            <w:tcW w:type="dxa" w:w="2160"/>
-          </w:tcPr>
-          <w:p>
-            <w:r>
-              <w:rPr>
-                <w:b/>
-                <w:sz w:val="20"/>
-              </w:rPr>
-              <w:t>API</w:t>
-            </w:r>
-          </w:p>
-        </w:tc>
-      </w:tr>
-      <w:tr>
-        <w:tc>
-          <w:tcPr>
-            <w:tcW w:type="dxa" w:w="2160"/>
-          </w:tcPr>
-          <w:p>
-            <w:r>
-              <w:rPr>
-                <w:sz w:val="20"/>
-              </w:rPr>
-              <w:t>Auth</w:t>
-            </w:r>
-          </w:p>
-        </w:tc>
-        <w:tc>
-          <w:tcPr>
-            <w:tcW w:type="dxa" w:w="2160"/>
-          </w:tcPr>
-          <w:p>
-            <w:r>
-              <w:rPr>
-                <w:sz w:val="20"/>
-              </w:rPr>
-              <w:t>auth_users, users, auth_roles, auth_functions, auth_user_roles, auth_role_functions</w:t>
-            </w:r>
-          </w:p>
-        </w:tc>
-        <w:tc>
-          <w:tcPr>
-            <w:tcW w:type="dxa" w:w="2160"/>
-          </w:tcPr>
-          <w:p>
-            <w:r>
-              <w:rPr>
-                <w:sz w:val="20"/>
-              </w:rPr>
-              <w:t>auth_user_model, film_user_model</w:t>
-            </w:r>
-          </w:p>
-        </w:tc>
-        <w:tc>
-          <w:tcPr>
-            <w:tcW w:type="dxa" w:w="2160"/>
-          </w:tcPr>
-          <w:p>
-            <w:r>
-              <w:rPr>
-                <w:sz w:val="20"/>
-              </w:rPr>
-              <w:t>✅</w:t>
-            </w:r>
-          </w:p>
-        </w:tc>
-      </w:tr>
-      <w:tr>
-        <w:tc>
-          <w:tcPr>
-            <w:tcW w:type="dxa" w:w="2160"/>
-          </w:tcPr>
-          <w:p>
-            <w:r>
-              <w:rPr>
-                <w:sz w:val="20"/>
-              </w:rPr>
-              <w:t>Rooms</w:t>
-            </w:r>
-          </w:p>
-        </w:tc>
-        <w:tc>
-          <w:tcPr>
-            <w:tcW w:type="dxa" w:w="2160"/>
-          </w:tcPr>
-          <w:p>
-            <w:r>
-              <w:rPr>
-                <w:sz w:val="20"/>
-              </w:rPr>
-              <w:t>rooms</w:t>
-            </w:r>
-          </w:p>
-        </w:tc>
-        <w:tc>
-          <w:tcPr>
-            <w:tcW w:type="dxa" w:w="2160"/>
-          </w:tcPr>
-          <w:p>
-            <w:r>
-              <w:rPr>
-                <w:sz w:val="20"/>
-              </w:rPr>
-              <w:t>room_model</w:t>
-            </w:r>
-          </w:p>
-        </w:tc>
-        <w:tc>
-          <w:tcPr>
-            <w:tcW w:type="dxa" w:w="2160"/>
-          </w:tcPr>
-          <w:p>
-            <w:r>
-              <w:rPr>
-                <w:sz w:val="20"/>
-              </w:rPr>
-              <w:t>✅</w:t>
-            </w:r>
-          </w:p>
-        </w:tc>
-      </w:tr>
-      <w:tr>
-        <w:tc>
-          <w:tcPr>
-            <w:tcW w:type="dxa" w:w="2160"/>
-          </w:tcPr>
-          <w:p>
-            <w:r>
-              <w:rPr>
-                <w:sz w:val="20"/>
-              </w:rPr>
-              <w:t>Spaces</w:t>
-            </w:r>
-          </w:p>
-        </w:tc>
-        <w:tc>
-          <w:tcPr>
-            <w:tcW w:type="dxa" w:w="2160"/>
-          </w:tcPr>
-          <w:p>
-            <w:r>
-              <w:rPr>
-                <w:sz w:val="20"/>
-              </w:rPr>
-              <w:t>spaces, space_images, space_schedules</w:t>
-            </w:r>
-          </w:p>
-        </w:tc>
-        <w:tc>
-          <w:tcPr>
-            <w:tcW w:type="dxa" w:w="2160"/>
-          </w:tcPr>
-          <w:p>
-            <w:r>
-              <w:rPr>
-                <w:sz w:val="20"/>
-              </w:rPr>
-              <w:t>film_space_model</w:t>
-            </w:r>
-          </w:p>
-        </w:tc>
-        <w:tc>
-          <w:tcPr>
-            <w:tcW w:type="dxa" w:w="2160"/>
-          </w:tcPr>
-          <w:p>
-            <w:r>
-              <w:rPr>
-                <w:sz w:val="20"/>
-              </w:rPr>
-              <w:t>✅</w:t>
-            </w:r>
-          </w:p>
-        </w:tc>
-      </w:tr>
-      <w:tr>
-        <w:tc>
-          <w:tcPr>
-            <w:tcW w:type="dxa" w:w="2160"/>
-          </w:tcPr>
-          <w:p>
-            <w:r>
-              <w:rPr>
-                <w:sz w:val="20"/>
-              </w:rPr>
-              <w:t>Equipment</w:t>
-            </w:r>
-          </w:p>
-        </w:tc>
-        <w:tc>
-          <w:tcPr>
-            <w:tcW w:type="dxa" w:w="2160"/>
-          </w:tcPr>
-          <w:p>
-            <w:r>
-              <w:rPr>
-                <w:sz w:val="20"/>
-              </w:rPr>
-              <w:t>equipments</w:t>
-            </w:r>
-          </w:p>
-        </w:tc>
-        <w:tc>
-          <w:tcPr>
-            <w:tcW w:type="dxa" w:w="2160"/>
-          </w:tcPr>
-          <w:p>
-            <w:r>
-              <w:rPr>
-                <w:sz w:val="20"/>
-              </w:rPr>
-              <w:t>equipment_model</w:t>
-            </w:r>
-          </w:p>
-        </w:tc>
-        <w:tc>
-          <w:tcPr>
-            <w:tcW w:type="dxa" w:w="2160"/>
-          </w:tcPr>
-          <w:p>
-            <w:r>
-              <w:rPr>
-                <w:sz w:val="20"/>
-              </w:rPr>
-              <w:t>✅</w:t>
-            </w:r>
-          </w:p>
-        </w:tc>
-      </w:tr>
-      <w:tr>
-        <w:tc>
-          <w:tcPr>
-            <w:tcW w:type="dxa" w:w="2160"/>
-          </w:tcPr>
-          <w:p>
-            <w:r>
-              <w:rPr>
-                <w:sz w:val="20"/>
-              </w:rPr>
-              <w:t>Reservations</w:t>
-            </w:r>
-          </w:p>
-        </w:tc>
-        <w:tc>
-          <w:tcPr>
-            <w:tcW w:type="dxa" w:w="2160"/>
-          </w:tcPr>
-          <w:p>
-            <w:r>
-              <w:rPr>
-                <w:sz w:val="20"/>
-              </w:rPr>
-              <w:t>reservations, reservation_items, payments, service_sessions, reviews</w:t>
-            </w:r>
-          </w:p>
-        </w:tc>
-        <w:tc>
-          <w:tcPr>
-            <w:tcW w:type="dxa" w:w="2160"/>
-          </w:tcPr>
-          <w:p>
-            <w:r>
-              <w:rPr>
-                <w:sz w:val="20"/>
-              </w:rPr>
-              <w:t>film_reservation_model</w:t>
-            </w:r>
-          </w:p>
-        </w:tc>
-        <w:tc>
-          <w:tcPr>
-            <w:tcW w:type="dxa" w:w="2160"/>
-          </w:tcPr>
-          <w:p>
-            <w:r>
-              <w:rPr>
-                <w:sz w:val="20"/>
-              </w:rPr>
-              <w:t>✅</w:t>
-            </w:r>
-          </w:p>
-        </w:tc>
-      </w:tr>
-      <w:tr>
-        <w:tc>
-          <w:tcPr>
-            <w:tcW w:type="dxa" w:w="2160"/>
-          </w:tcPr>
-          <w:p>
-            <w:r>
-              <w:rPr>
-                <w:sz w:val="20"/>
-              </w:rPr>
-              <w:t>Billing</w:t>
-            </w:r>
-          </w:p>
-        </w:tc>
-        <w:tc>
-          <w:tcPr>
-            <w:tcW w:type="dxa" w:w="2160"/>
-          </w:tcPr>
-          <w:p>
-            <w:r>
-              <w:rPr>
-                <w:sz w:val="20"/>
-              </w:rPr>
-              <w:t>sell_customers, sell_products, sell_invoices, sell_invoice_items, pay_trans</w:t>
-            </w:r>
-          </w:p>
-        </w:tc>
-        <w:tc>
-          <w:tcPr>
-            <w:tcW w:type="dxa" w:w="2160"/>
-          </w:tcPr>
-          <w:p>
-            <w:r>
-              <w:rPr>
-                <w:sz w:val="20"/>
-              </w:rPr>
-              <w:t>sell_*_model</w:t>
-            </w:r>
-          </w:p>
-        </w:tc>
-        <w:tc>
-          <w:tcPr>
-            <w:tcW w:type="dxa" w:w="2160"/>
-          </w:tcPr>
-          <w:p>
-            <w:r>
-              <w:rPr>
-                <w:sz w:val="20"/>
-              </w:rPr>
-              <w:t>✅</w:t>
-            </w:r>
-          </w:p>
-        </w:tc>
-      </w:tr>
-      <w:tr>
-        <w:tc>
-          <w:tcPr>
-            <w:tcW w:type="dxa" w:w="2160"/>
-          </w:tcPr>
-          <w:p>
-            <w:r>
-              <w:rPr>
-                <w:sz w:val="20"/>
-              </w:rPr>
-              <w:t>Packages</w:t>
-            </w:r>
-          </w:p>
-        </w:tc>
-        <w:tc>
-          <w:tcPr>
-            <w:tcW w:type="dxa" w:w="2160"/>
-          </w:tcPr>
-          <w:p>
-            <w:r>
-              <w:rPr>
-                <w:sz w:val="20"/>
-              </w:rPr>
-              <w:t>service_packages, package_bookings, package_items, package_equipments</w:t>
-            </w:r>
-          </w:p>
-        </w:tc>
-        <w:tc>
-          <w:tcPr>
-            <w:tcW w:type="dxa" w:w="2160"/>
-          </w:tcPr>
-          <w:p>
-            <w:r>
-              <w:rPr>
-                <w:sz w:val="20"/>
-              </w:rPr>
-              <w:t>film_package_model, package_booking_model</w:t>
-            </w:r>
-          </w:p>
-        </w:tc>
-        <w:tc>
-          <w:tcPr>
-            <w:tcW w:type="dxa" w:w="2160"/>
-          </w:tcPr>
-          <w:p>
-            <w:r>
-              <w:rPr>
-                <w:sz w:val="20"/>
-              </w:rPr>
-              <w:t>⚠️</w:t>
-            </w:r>
-          </w:p>
-        </w:tc>
-      </w:tr>
-      <w:tr>
-        <w:tc>
-          <w:tcPr>
-            <w:tcW w:type="dxa" w:w="2160"/>
-          </w:tcPr>
-          <w:p>
-            <w:r>
-              <w:rPr>
-                <w:sz w:val="20"/>
-              </w:rPr>
-              <w:t>Courses</w:t>
-            </w:r>
-          </w:p>
-        </w:tc>
-        <w:tc>
-          <w:tcPr>
-            <w:tcW w:type="dxa" w:w="2160"/>
-          </w:tcPr>
-          <w:p>
-            <w:r>
-              <w:rPr>
-                <w:sz w:val="20"/>
-              </w:rPr>
-              <w:t>courses, course_register</w:t>
-            </w:r>
-          </w:p>
-        </w:tc>
-        <w:tc>
-          <w:tcPr>
-            <w:tcW w:type="dxa" w:w="2160"/>
-          </w:tcPr>
-          <w:p>
-            <w:r>
-              <w:rPr>
-                <w:sz w:val="20"/>
-              </w:rPr>
-              <w:t>course_model</w:t>
-            </w:r>
-          </w:p>
-        </w:tc>
-        <w:tc>
-          <w:tcPr>
-            <w:tcW w:type="dxa" w:w="2160"/>
-          </w:tcPr>
-          <w:p>
-            <w:r>
-              <w:rPr>
-                <w:sz w:val="20"/>
-              </w:rPr>
-              <w:t>✅</w:t>
-            </w:r>
-          </w:p>
-        </w:tc>
-      </w:tr>
-      <w:tr>
-        <w:tc>
-          <w:tcPr>
-            <w:tcW w:type="dxa" w:w="2160"/>
-          </w:tcPr>
-          <w:p>
-            <w:r>
-              <w:rPr>
-                <w:sz w:val="20"/>
-              </w:rPr>
-              <w:t>Community</w:t>
-            </w:r>
-          </w:p>
-        </w:tc>
-        <w:tc>
-          <w:tcPr>
-            <w:tcW w:type="dxa" w:w="2160"/>
-          </w:tcPr>
-          <w:p>
-            <w:r>
-              <w:rPr>
-                <w:sz w:val="20"/>
-              </w:rPr>
-              <w:t>posts, comments</w:t>
-            </w:r>
-          </w:p>
-        </w:tc>
-        <w:tc>
-          <w:tcPr>
-            <w:tcW w:type="dxa" w:w="2160"/>
-          </w:tcPr>
-          <w:p>
-            <w:r>
-              <w:rPr>
-                <w:sz w:val="20"/>
-              </w:rPr>
-              <w:t>-</w:t>
-            </w:r>
-          </w:p>
-        </w:tc>
-        <w:tc>
-          <w:tcPr>
-            <w:tcW w:type="dxa" w:w="2160"/>
-          </w:tcPr>
-          <w:p>
-            <w:r>
-              <w:rPr>
-                <w:sz w:val="20"/>
-              </w:rPr>
-              <w:t>❌</w:t>
-            </w:r>
-          </w:p>
-        </w:tc>
-      </w:tr>
-      <w:tr>
-        <w:tc>
-          <w:tcPr>
-            <w:tcW w:type="dxa" w:w="2160"/>
-          </w:tcPr>
-          <w:p>
-            <w:r>
-              <w:rPr>
-                <w:sz w:val="20"/>
-              </w:rPr>
-              <w:t>Workshops</w:t>
-            </w:r>
-          </w:p>
-        </w:tc>
-        <w:tc>
-          <w:tcPr>
-            <w:tcW w:type="dxa" w:w="2160"/>
-          </w:tcPr>
-          <w:p>
-            <w:r>
-              <w:rPr>
-                <w:sz w:val="20"/>
-              </w:rPr>
-              <w:t>workshops, workshop_registrations</w:t>
-            </w:r>
-          </w:p>
-        </w:tc>
-        <w:tc>
-          <w:tcPr>
-            <w:tcW w:type="dxa" w:w="2160"/>
-          </w:tcPr>
-          <w:p>
-            <w:r>
-              <w:rPr>
-                <w:sz w:val="20"/>
-              </w:rPr>
-              <w:t>-</w:t>
-            </w:r>
-          </w:p>
-        </w:tc>
-        <w:tc>
-          <w:tcPr>
-            <w:tcW w:type="dxa" w:w="2160"/>
-          </w:tcPr>
-          <w:p>
-            <w:r>
-              <w:rPr>
-                <w:sz w:val="20"/>
-              </w:rPr>
-              <w:t>❌</w:t>
-            </w:r>
-          </w:p>
-        </w:tc>
-      </w:tr>
-      <w:tr>
-        <w:tc>
-          <w:tcPr>
-            <w:tcW w:type="dxa" w:w="2160"/>
-          </w:tcPr>
-          <w:p>
-            <w:r>
-              <w:rPr>
-                <w:sz w:val="20"/>
-              </w:rPr>
-              <w:t>Chat</w:t>
-            </w:r>
-          </w:p>
-        </w:tc>
-        <w:tc>
-          <w:tcPr>
-            <w:tcW w:type="dxa" w:w="2160"/>
-          </w:tcPr>
-          <w:p>
-            <w:r>
-              <w:rPr>
-                <w:sz w:val="20"/>
-              </w:rPr>
-              <w:t>conversations, messages</w:t>
-            </w:r>
-          </w:p>
-        </w:tc>
-        <w:tc>
-          <w:tcPr>
-            <w:tcW w:type="dxa" w:w="2160"/>
-          </w:tcPr>
-          <w:p>
-            <w:r>
-              <w:rPr>
-                <w:sz w:val="20"/>
-              </w:rPr>
-              <w:t>-</w:t>
-            </w:r>
-          </w:p>
-        </w:tc>
-        <w:tc>
-          <w:tcPr>
-            <w:tcW w:type="dxa" w:w="2160"/>
-          </w:tcPr>
-          <w:p>
-            <w:r>
-              <w:rPr>
-                <w:sz w:val="20"/>
-              </w:rPr>
-              <w:t>❌</w:t>
-            </w:r>
-          </w:p>
-        </w:tc>
-      </w:tr>
-      <w:tr>
-        <w:tc>
-          <w:tcPr>
-            <w:tcW w:type="dxa" w:w="2160"/>
-          </w:tcPr>
-          <w:p>
-            <w:r>
-              <w:rPr>
-                <w:sz w:val="20"/>
-              </w:rPr>
-              <w:t>Consulting</w:t>
-            </w:r>
-          </w:p>
-        </w:tc>
-        <w:tc>
-          <w:tcPr>
-            <w:tcW w:type="dxa" w:w="2160"/>
-          </w:tcPr>
-          <w:p>
-            <w:r>
-              <w:rPr>
-                <w:sz w:val="20"/>
-              </w:rPr>
-              <w:t>consultants, appointments</w:t>
-            </w:r>
-          </w:p>
-        </w:tc>
-        <w:tc>
-          <w:tcPr>
-            <w:tcW w:type="dxa" w:w="2160"/>
-          </w:tcPr>
-          <w:p>
-            <w:r>
-              <w:rPr>
-                <w:sz w:val="20"/>
-              </w:rPr>
-              <w:t>-</w:t>
-            </w:r>
-          </w:p>
-        </w:tc>
-        <w:tc>
-          <w:tcPr>
-            <w:tcW w:type="dxa" w:w="2160"/>
-          </w:tcPr>
-          <w:p>
-            <w:r>
-              <w:rPr>
-                <w:sz w:val="20"/>
-              </w:rPr>
-              <w:t>❌</w:t>
-            </w:r>
-          </w:p>
-        </w:tc>
-      </w:tr>
-      <w:tr>
-        <w:tc>
-          <w:tcPr>
-            <w:tcW w:type="dxa" w:w="2160"/>
-          </w:tcPr>
-          <w:p>
-            <w:r>
-              <w:rPr>
-                <w:sz w:val="20"/>
-              </w:rPr>
-              <w:t>Feedback</w:t>
-            </w:r>
-          </w:p>
-        </w:tc>
-        <w:tc>
-          <w:tcPr>
-            <w:tcW w:type="dxa" w:w="2160"/>
-          </w:tcPr>
-          <w:p>
-            <w:r>
-              <w:rPr>
-                <w:sz w:val="20"/>
-              </w:rPr>
-              <w:t>feedbacks</w:t>
-            </w:r>
-          </w:p>
-        </w:tc>
-        <w:tc>
-          <w:tcPr>
-            <w:tcW w:type="dxa" w:w="2160"/>
-          </w:tcPr>
-          <w:p>
-            <w:r>
-              <w:rPr>
-                <w:sz w:val="20"/>
-              </w:rPr>
-              <w:t>-</w:t>
-            </w:r>
-          </w:p>
-        </w:tc>
-        <w:tc>
-          <w:tcPr>
-            <w:tcW w:type="dxa" w:w="2160"/>
-          </w:tcPr>
-          <w:p>
-            <w:r>
-              <w:rPr>
-                <w:sz w:val="20"/>
-              </w:rPr>
-              <w:t>❌</w:t>
-            </w:r>
-          </w:p>
-        </w:tc>
-      </w:tr>
-      <w:tr>
-        <w:tc>
-          <w:tcPr>
-            <w:tcW w:type="dxa" w:w="2160"/>
-          </w:tcPr>
-          <w:p>
-            <w:r>
-              <w:rPr>
-                <w:sz w:val="20"/>
-              </w:rPr>
-              <w:t>Resources</w:t>
-            </w:r>
-          </w:p>
-        </w:tc>
-        <w:tc>
-          <w:tcPr>
-            <w:tcW w:type="dxa" w:w="2160"/>
-          </w:tcPr>
-          <w:p>
-            <w:r>
-              <w:rPr>
-                <w:sz w:val="20"/>
-              </w:rPr>
-              <w:t>consumables, resources, space_resources</w:t>
-            </w:r>
-          </w:p>
-        </w:tc>
-        <w:tc>
-          <w:tcPr>
-            <w:tcW w:type="dxa" w:w="2160"/>
-          </w:tcPr>
-          <w:p>
-            <w:r>
-              <w:rPr>
-                <w:sz w:val="20"/>
-              </w:rPr>
-              <w:t>-</w:t>
-            </w:r>
-          </w:p>
-        </w:tc>
-        <w:tc>
-          <w:tcPr>
-            <w:tcW w:type="dxa" w:w="2160"/>
-          </w:tcPr>
-          <w:p>
-            <w:r>
-              <w:rPr>
-                <w:sz w:val="20"/>
-              </w:rPr>
-              <w:t>❌</w:t>
-            </w:r>
-          </w:p>
-        </w:tc>
-      </w:tr>
-      <w:tr>
-        <w:tc>
-          <w:tcPr>
-            <w:tcW w:type="dxa" w:w="2160"/>
-          </w:tcPr>
-          <w:p>
-            <w:r>
-              <w:rPr>
-                <w:sz w:val="20"/>
-              </w:rPr>
-              <w:t>Legacy</w:t>
-            </w:r>
-          </w:p>
-        </w:tc>
-        <w:tc>
-          <w:tcPr>
-            <w:tcW w:type="dxa" w:w="2160"/>
-          </w:tcPr>
-          <w:p>
-            <w:r>
-              <w:rPr>
-                <w:sz w:val="20"/>
-              </w:rPr>
-              <w:t>todos, flask_user, programs, surveys</w:t>
-            </w:r>
-          </w:p>
-        </w:tc>
-        <w:tc>
-          <w:tcPr>
-            <w:tcW w:type="dxa" w:w="2160"/>
-          </w:tcPr>
-          <w:p>
-            <w:r>
-              <w:rPr>
-                <w:sz w:val="20"/>
-              </w:rPr>
-              <w:t>-</w:t>
-            </w:r>
-          </w:p>
-        </w:tc>
-        <w:tc>
-          <w:tcPr>
-            <w:tcW w:type="dxa" w:w="2160"/>
-          </w:tcPr>
-          <w:p>
-            <w:r>
-              <w:rPr>
-                <w:sz w:val="20"/>
-              </w:rPr>
-              <w:t>❌</w:t>
-            </w:r>
-          </w:p>
-        </w:tc>
-      </w:tr>
-    </w:tbl>
-    <w:p/>
-    <w:p>
-      <w:pPr>
-        <w:pStyle w:val="Heading1"/>
-      </w:pPr>
-      <w:r>
-        <w:rPr>
-          <w:color w:val="003366"/>
-        </w:rPr>
-        <w:t>6. Kế hoạch tiếp theo</w:t>
+        <w:t>5. Kế hoạch tiếp theo</w:t>
       </w:r>
     </w:p>
     <w:p>
       <w:pPr>
-        <w:pStyle w:val="Heading2"/>
+        <w:pStyle w:val="ListBullet"/>
       </w:pPr>
       <w:r>
-        <w:rPr>
-          <w:color w:val="003366"/>
-        </w:rPr>
-        <w:t>Ưu tiên cao (Nên làm trước):</w:t>
+        <w:t>5.1. Role-based Access Control</w:t>
       </w:r>
     </w:p>
     <w:p>
       <w:pPr>
-        <w:pStyle w:val="ListNumber"/>
+        <w:pStyle w:val="ListBullet"/>
       </w:pPr>
       <w:r>
-        <w:t>6.1. Role-based Access Control - Phân quyền theo role (photographer/provider/expert/admin)</w:t>
+        <w:t>5.2. Service Package CRUD</w:t>
       </w:r>
     </w:p>
     <w:p>
       <w:pPr>
-        <w:pStyle w:val="ListNumber"/>
+        <w:pStyle w:val="ListBullet"/>
       </w:pPr>
       <w:r>
-        <w:t>6.2. Service Package CRUD - Tạo/sửa/xóa service packages, package_items, package_equipments</w:t>
+        <w:t>5.3. Community Posts &amp; Comments</w:t>
       </w:r>
     </w:p>
     <w:p>
       <w:pPr>
-        <w:pStyle w:val="ListNumber"/>
+        <w:pStyle w:val="ListBullet"/>
       </w:pPr>
       <w:r>
-        <w:t>6.3. Community Posts &amp; Comments - Bài viết cộng đồng, bình luận</w:t>
+        <w:t>5.4. Workshops &amp; Registrations</w:t>
       </w:r>
     </w:p>
     <w:p>
       <w:pPr>
-        <w:pStyle w:val="ListNumber"/>
+        <w:pStyle w:val="ListBullet"/>
       </w:pPr>
       <w:r>
-        <w:t>6.4. Workshops &amp; Registrations - Đăng ký workshop, khóa học thực hành</w:t>
+        <w:t>5.5. QR Code Generation</w:t>
       </w:r>
     </w:p>
     <w:p>
       <w:pPr>
-        <w:pStyle w:val="ListNumber"/>
+        <w:pStyle w:val="ListBullet"/>
       </w:pPr>
       <w:r>
-        <w:t>6.5. QR Code Generation - Tạo QR code cho reservation check-in</w:t>
+        <w:t>5.6. Consumable &amp; Resource Management</w:t>
       </w:r>
     </w:p>
     <w:p>
       <w:pPr>
-        <w:pStyle w:val="Heading2"/>
+        <w:pStyle w:val="ListBullet"/>
       </w:pPr>
       <w:r>
-        <w:rPr>
-          <w:color w:val="003366"/>
-        </w:rPr>
-        <w:t>Ưu tiên trung bình:</w:t>
+        <w:t>5.7. Provider Dashboard</w:t>
       </w:r>
     </w:p>
     <w:p>
       <w:pPr>
-        <w:pStyle w:val="ListNumber"/>
+        <w:pStyle w:val="ListBullet"/>
       </w:pPr>
       <w:r>
-        <w:t>6.6. Consumable &amp; Resource Management - Quản lý consumables, resources</w:t>
-      </w:r>
-    </w:p>
-    <w:p>
-      <w:pPr>
-        <w:pStyle w:val="ListNumber"/>
-      </w:pPr>
-      <w:r>
-        <w:t>6.7. Consultant &amp; Appointment - Đăng ký tư vấn</w:t>
-      </w:r>
-    </w:p>
-    <w:p>
-      <w:pPr>
-        <w:pStyle w:val="ListNumber"/>
-      </w:pPr>
-      <w:r>
-        <w:t>6.8. Provider Dashboard - Dashboard doanh thu, thống kê</w:t>
-      </w:r>
-    </w:p>
-    <w:p>
-      <w:pPr>
-        <w:pStyle w:val="ListNumber"/>
-      </w:pPr>
-      <w:r>
-        <w:t>6.9. Admin Panel - Quản lý users, approve providers</w:t>
-      </w:r>
-    </w:p>
-    <w:p>
-      <w:pPr>
-        <w:pStyle w:val="ListNumber"/>
-      </w:pPr>
-      <w:r>
-        <w:t>6.10. Image Upload - Upload ảnh cho spaces</w:t>
-      </w:r>
-    </w:p>
-    <w:p>
-      <w:pPr>
-        <w:pStyle w:val="Heading2"/>
-      </w:pPr>
-      <w:r>
-        <w:rPr>
-          <w:color w:val="003366"/>
-        </w:rPr>
-        <w:t>Ưu tiên thấp (Tùy thời gian):</w:t>
-      </w:r>
-    </w:p>
-    <w:p>
-      <w:pPr>
-        <w:pStyle w:val="ListNumber"/>
-      </w:pPr>
-      <w:r>
-        <w:t>6.11. Image Restoration (AI)</w:t>
-      </w:r>
-    </w:p>
-    <w:p>
-      <w:pPr>
-        <w:pStyle w:val="ListNumber"/>
-      </w:pPr>
-      <w:r>
-        <w:t>6.12. Demand Forecasting (AI)</w:t>
-      </w:r>
-    </w:p>
-    <w:p>
-      <w:pPr>
-        <w:pStyle w:val="ListNumber"/>
-      </w:pPr>
-      <w:r>
-        <w:t>6.13. Payment Integration (VNPay/MoMo)</w:t>
-      </w:r>
-    </w:p>
-    <w:p>
-      <w:pPr>
-        <w:pStyle w:val="ListNumber"/>
-      </w:pPr>
-      <w:r>
-        <w:t>6.14. Google Maps Integration</w:t>
-      </w:r>
-    </w:p>
-    <w:p>
-      <w:pPr>
-        <w:pStyle w:val="ListNumber"/>
-      </w:pPr>
-      <w:r>
-        <w:t>6.15. Flutter Mobile App</w:t>
+        <w:t>5.8. Admin Panel</w:t>
       </w:r>
     </w:p>
     <w:p/>
@@ -5446,15 +3378,12 @@
         <w:pStyle w:val="Heading1"/>
       </w:pPr>
       <w:r>
-        <w:rPr>
-          <w:color w:val="003366"/>
-        </w:rPr>
-        <w:t>7. Kết luận</w:t>
+        <w:t>6. Kết luận</w:t>
       </w:r>
     </w:p>
     <w:p>
       <w:r>
-        <w:t>Backend hiện tại đã hoàn thành khoảng 35-40% yêu cầu đề tài. Các core flows chính (Space Management, Reservation, Billing) đã hoạt động ổn định. 75 API endpoints đã được triển khai và test. Cần tập trung vào Community features, Service Package CRUD, và Role-based Access Control để đáp ứng yêu cầu đề tài trong thời gian tới.</w:t>
+        <w:t>Backend hiện tại hoàn thành khoảng 35-40% yêu cầu đề tài. 75 API endpoints, 36 ORM models, 44 DB tables đã triển khai. Cần tập trung vào Community, Service Package CRUD, và Role-based Access Control trong thời gian tới.</w:t>
       </w:r>
     </w:p>
     <w:p/>
@@ -5906,10 +3835,9 @@
       <w:outlineLvl w:val="0"/>
     </w:pPr>
     <w:rPr>
-      <w:rFonts w:asciiTheme="majorHAnsi" w:eastAsiaTheme="majorEastAsia" w:hAnsiTheme="majorHAnsi" w:cstheme="majorBidi"/>
+      <w:rFonts w:asciiTheme="majorHAnsi" w:eastAsiaTheme="majorEastAsia" w:hAnsiTheme="majorHAnsi" w:cstheme="majorBidi" w:ascii="Times New Roman" w:hAnsi="Times New Roman"/>
       <w:b/>
       <w:bCs/>
-      <w:color w:val="365F91" w:themeColor="accent1" w:themeShade="BF"/>
       <w:sz w:val="28"/>
       <w:szCs w:val="28"/>
     </w:rPr>
@@ -5930,10 +3858,9 @@
       <w:outlineLvl w:val="1"/>
     </w:pPr>
     <w:rPr>
-      <w:rFonts w:asciiTheme="majorHAnsi" w:eastAsiaTheme="majorEastAsia" w:hAnsiTheme="majorHAnsi" w:cstheme="majorBidi"/>
+      <w:rFonts w:asciiTheme="majorHAnsi" w:eastAsiaTheme="majorEastAsia" w:hAnsiTheme="majorHAnsi" w:cstheme="majorBidi" w:ascii="Times New Roman" w:hAnsi="Times New Roman"/>
       <w:b/>
       <w:bCs/>
-      <w:color w:val="4F81BD" w:themeColor="accent1"/>
       <w:sz w:val="26"/>
       <w:szCs w:val="26"/>
     </w:rPr>
@@ -5954,10 +3881,9 @@
       <w:outlineLvl w:val="2"/>
     </w:pPr>
     <w:rPr>
-      <w:rFonts w:asciiTheme="majorHAnsi" w:eastAsiaTheme="majorEastAsia" w:hAnsiTheme="majorHAnsi" w:cstheme="majorBidi"/>
+      <w:rFonts w:asciiTheme="majorHAnsi" w:eastAsiaTheme="majorEastAsia" w:hAnsiTheme="majorHAnsi" w:cstheme="majorBidi" w:ascii="Times New Roman" w:hAnsi="Times New Roman"/>
       <w:b/>
       <w:bCs/>
-      <w:color w:val="4F81BD" w:themeColor="accent1"/>
     </w:rPr>
   </w:style>
   <w:style w:type="paragraph" w:styleId="Heading4">
